--- a/docs/pipeline-extraction-rules-commented.md.docx
+++ b/docs/pipeline-extraction-rules-commented.md.docx
@@ -19845,8 +19845,6 @@
         <w:t xml:space="preserve">yup, é uma restrição do modelo do google - ele tem um limite de processamento por API call, se não quebramos nós mesmos os documentos em pedaços até esse tamanho, o modelo requisitado vai quebrar arbitrariamente - mas há uma logica para fazer essa quebra, o lugar dela considerando, e.g., não quebrar sentenças ou raciocínios antes que terminem.</w:t>
       </w:r>
     </w:p>
-  </w:comment>
-  <w:comment w:author="Gustavo Rodriguez" w:id="7" w:date="2026-03-27T18:56:39Z">
     <w:p>
       <w:pPr>
         <w:keepNext w:val="0"/>
@@ -19897,11 +19895,9 @@
           <w:vertAlign w:val="baseline"/>
           <w:rtl w:val="0"/>
         </w:rPr>
-        <w:t xml:space="preserve">isso aqui parece sensível, revisar se é uma lista fixa ou se a LLM é instruída a considerar por si - acho que precisamos limar o segundo caso, e depender só do primeiro, construindo essa lista</w:t>
-      </w:r>
-    </w:p>
-  </w:comment>
-  <w:comment w:author="Lucas Biasetton" w:id="8" w:date="2026-03-30T14:27:07Z">
+        <w:t xml:space="preserve">1 total reaction</w:t>
+      </w:r>
+    </w:p>
     <w:p>
       <w:pPr>
         <w:keepNext w:val="0"/>
@@ -19952,11 +19948,11 @@
           <w:vertAlign w:val="baseline"/>
           <w:rtl w:val="0"/>
         </w:rPr>
-        <w:t xml:space="preserve">Sim, de acordo em ter uma lista. Mas o volume de informações possíveis seria absurdo. Não é mais fácil só pedir um check se é decisão judicial ou não?</w:t>
+        <w:t xml:space="preserve">Lucas Biasetton reacted with 👍 at 2026-04-07 16:39 PM</w:t>
       </w:r>
     </w:p>
   </w:comment>
-  <w:comment w:author="Gustavo Rodriguez" w:id="9" w:date="2026-04-03T04:26:30Z">
+  <w:comment w:author="Gustavo Rodriguez" w:id="7" w:date="2026-03-27T18:56:39Z">
     <w:p>
       <w:pPr>
         <w:keepNext w:val="0"/>
@@ -20007,11 +20003,11 @@
           <w:vertAlign w:val="baseline"/>
           <w:rtl w:val="0"/>
         </w:rPr>
-        <w:t xml:space="preserve">@claude</w:t>
+        <w:t xml:space="preserve">isso aqui parece sensível, revisar se é uma lista fixa ou se a LLM é instruída a considerar por si - acho que precisamos limar o segundo caso, e depender só do primeiro, construindo essa lista</w:t>
       </w:r>
     </w:p>
   </w:comment>
-  <w:comment w:author="Gustavo Rodriguez" w:id="10" w:date="2026-04-03T04:59:52Z">
+  <w:comment w:author="Lucas Biasetton" w:id="8" w:date="2026-03-30T14:27:07Z">
     <w:p>
       <w:pPr>
         <w:keepNext w:val="0"/>
@@ -20062,9 +20058,11 @@
           <w:vertAlign w:val="baseline"/>
           <w:rtl w:val="0"/>
         </w:rPr>
-        <w:t xml:space="preserve">Claude: Lucas tem razão — a abordagem atual lista o que NÃO extrair (tratados, estatutos, livros...), que é um conjunto infinito. A instrução mais robusta e simples é inverter a lógica:</w:t>
-      </w:r>
-    </w:p>
+        <w:t xml:space="preserve">Sim, de acordo em ter uma lista. Mas o volume de informações possíveis seria absurdo. Não é mais fácil só pedir um check se é decisão judicial ou não?</w:t>
+      </w:r>
+    </w:p>
+  </w:comment>
+  <w:comment w:author="Gustavo Rodriguez" w:id="9" w:date="2026-04-03T04:26:30Z">
     <w:p>
       <w:pPr>
         <w:keepNext w:val="0"/>
@@ -20100,10 +20098,26 @@
       </w:pPr>
       <w:r>
         <w:rPr>
-          <w:rtl w:val="0"/>
-        </w:rPr>
-      </w:r>
-    </w:p>
+          <w:rFonts w:ascii="Arial" w:cs="Arial" w:eastAsia="Arial" w:hAnsi="Arial"/>
+          <w:b w:val="0"/>
+          <w:bCs w:val="0"/>
+          <w:i w:val="0"/>
+          <w:iCs w:val="0"/>
+          <w:smallCaps w:val="0"/>
+          <w:strike w:val="0"/>
+          <w:color w:val="000000"/>
+          <w:sz w:val="22"/>
+          <w:szCs w:val="22"/>
+          <w:u w:val="none"/>
+          <w:shd w:fill="auto" w:val="clear"/>
+          <w:vertAlign w:val="baseline"/>
+          <w:rtl w:val="0"/>
+        </w:rPr>
+        <w:t xml:space="preserve">@claude</w:t>
+      </w:r>
+    </w:p>
+  </w:comment>
+  <w:comment w:author="Gustavo Rodriguez" w:id="10" w:date="2026-04-03T04:59:52Z">
     <w:p>
       <w:pPr>
         <w:keepNext w:val="0"/>
@@ -20154,7 +20168,7 @@
           <w:vertAlign w:val="baseline"/>
           <w:rtl w:val="0"/>
         </w:rPr>
-        <w:t xml:space="preserve">**"Extract ONLY references to judicial decisions (court cases). For each reference, verify it is a judgment, order, opinion, or advisory opinion issued by a court or tribunal — not a treaty, statute, regulation, academic article, or any other type of legal instrument."**</w:t>
+        <w:t xml:space="preserve">Claude: Lucas tem razão — a abordagem atual lista o que NÃO extrair (tratados, estatutos, livros...), que é um conjunto infinito. A instrução mais robusta e simples é inverter a lógica:</w:t>
       </w:r>
     </w:p>
     <w:p>
@@ -20246,7 +20260,7 @@
           <w:vertAlign w:val="baseline"/>
           <w:rtl w:val="0"/>
         </w:rPr>
-        <w:t xml:space="preserve">Em vez de enumerar exclusões, definimos o critério de inclusão. O LLM é muito melhor em checar "isso é uma decisão judicial?" do que lembrar uma lista longa de exclusões. Mantemos uma lista curta de falsos positivos comuns (tratados, estatutos, artigos acadêmicos) como *exemplos ilustrativos*, não como a regra em si.</w:t>
+        <w:t xml:space="preserve">**"Extract ONLY references to judicial decisions (court cases). For each reference, verify it is a judgment, order, opinion, or advisory opinion issued by a court or tribunal — not a treaty, statute, regulation, academic article, or any other type of legal instrument."**</w:t>
       </w:r>
     </w:p>
     <w:p>
@@ -20338,11 +20352,9 @@
           <w:vertAlign w:val="baseline"/>
           <w:rtl w:val="0"/>
         </w:rPr>
-        <w:t xml:space="preserve">Proposta: trocar a seção "What NOT to Extract" por uma definição positiva + lista curta de exemplos de falsos positivos.</w:t>
-      </w:r>
-    </w:p>
-  </w:comment>
-  <w:comment w:author="Gustavo Rodriguez" w:id="44" w:date="2026-03-27T19:07:43Z">
+        <w:t xml:space="preserve">Em vez de enumerar exclusões, definimos o critério de inclusão. O LLM é muito melhor em checar "isso é uma decisão judicial?" do que lembrar uma lista longa de exclusões. Mantemos uma lista curta de falsos positivos comuns (tratados, estatutos, artigos acadêmicos) como *exemplos ilustrativos*, não como a regra em si.</w:t>
+      </w:r>
+    </w:p>
     <w:p>
       <w:pPr>
         <w:keepNext w:val="0"/>
@@ -20378,26 +20390,10 @@
       </w:pPr>
       <w:r>
         <w:rPr>
-          <w:rFonts w:ascii="Arial" w:cs="Arial" w:eastAsia="Arial" w:hAnsi="Arial"/>
-          <w:b w:val="0"/>
-          <w:bCs w:val="0"/>
-          <w:i w:val="0"/>
-          <w:iCs w:val="0"/>
-          <w:smallCaps w:val="0"/>
-          <w:strike w:val="0"/>
-          <w:color w:val="000000"/>
-          <w:sz w:val="22"/>
-          <w:szCs w:val="22"/>
-          <w:u w:val="none"/>
-          <w:shd w:fill="auto" w:val="clear"/>
-          <w:vertAlign w:val="baseline"/>
-          <w:rtl w:val="0"/>
-        </w:rPr>
-        <w:t xml:space="preserve">Isso não faz parte do pipeleine, D17 = Decision 17 - é uma nota de como usar o dado</w:t>
-      </w:r>
-    </w:p>
-  </w:comment>
-  <w:comment w:author="Lucas Biasetton" w:id="45" w:date="2026-03-30T14:52:17Z">
+          <w:rtl w:val="0"/>
+        </w:rPr>
+      </w:r>
+    </w:p>
     <w:p>
       <w:pPr>
         <w:keepNext w:val="0"/>
@@ -20448,11 +20444,11 @@
           <w:vertAlign w:val="baseline"/>
           <w:rtl w:val="0"/>
         </w:rPr>
-        <w:t xml:space="preserve">Sim, é interpretação depois.</w:t>
+        <w:t xml:space="preserve">Proposta: trocar a seção "What NOT to Extract" por uma definição positiva + lista curta de exemplos de falsos positivos.</w:t>
       </w:r>
     </w:p>
   </w:comment>
-  <w:comment w:author="Gustavo Rodriguez" w:id="46" w:date="2026-04-03T04:31:49Z">
+  <w:comment w:author="Gustavo Rodriguez" w:id="44" w:date="2026-03-27T19:07:43Z">
     <w:p>
       <w:pPr>
         <w:keepNext w:val="0"/>
@@ -20503,11 +20499,11 @@
           <w:vertAlign w:val="baseline"/>
           <w:rtl w:val="0"/>
         </w:rPr>
-        <w:t xml:space="preserve">@claude = por que você incluiu esse item aqui? Revie a pertinência desta inclusão.</w:t>
+        <w:t xml:space="preserve">Isso não faz parte do pipeleine, D17 = Decision 17 - é uma nota de como usar o dado</w:t>
       </w:r>
     </w:p>
   </w:comment>
-  <w:comment w:author="Gustavo Rodriguez" w:id="47" w:date="2026-04-03T05:03:15Z">
+  <w:comment w:author="Lucas Biasetton" w:id="45" w:date="2026-03-30T14:52:17Z">
     <w:p>
       <w:pPr>
         <w:keepNext w:val="0"/>
@@ -20558,11 +20554,11 @@
           <w:vertAlign w:val="baseline"/>
           <w:rtl w:val="0"/>
         </w:rPr>
-        <w:t xml:space="preserve">Claude: Incluí D17 (proporções relativas) e D22 (contagem por documento) porque ambos afetam como o pipeline *estrutura* sua saída. Mas vocês têm razão: D17 é puramente interpretativo — não afeta nenhum código. D22 fica porque está implementado na lógica de classificação (`COUNT(DISTINCT case_name)`). Vou remover D17 da próxima versão do documento.</w:t>
+        <w:t xml:space="preserve">Sim, é interpretação depois.</w:t>
       </w:r>
     </w:p>
   </w:comment>
-  <w:comment w:author="Lucas Biasetton" w:id="5" w:date="2026-03-30T14:23:44Z">
+  <w:comment w:author="Gustavo Rodriguez" w:id="46" w:date="2026-04-03T04:31:49Z">
     <w:p>
       <w:pPr>
         <w:keepNext w:val="0"/>
@@ -20613,9 +20609,11 @@
           <w:vertAlign w:val="baseline"/>
           <w:rtl w:val="0"/>
         </w:rPr>
-        <w:t xml:space="preserve">Não. Tivemos erros aqui no passado, com países da UE sendo classificados como Global South. Claude deve revisar essa lista e avaliar o que faz sentido ficar ou não.</w:t>
-      </w:r>
-    </w:p>
+        <w:t xml:space="preserve">@claude = por que você incluiu esse item aqui? Revie a pertinência desta inclusão.</w:t>
+      </w:r>
+    </w:p>
+  </w:comment>
+  <w:comment w:author="Gustavo Rodriguez" w:id="47" w:date="2026-04-03T05:03:15Z">
     <w:p>
       <w:pPr>
         <w:keepNext w:val="0"/>
@@ -20666,9 +20664,11 @@
           <w:vertAlign w:val="baseline"/>
           <w:rtl w:val="0"/>
         </w:rPr>
-        <w:t xml:space="preserve">1 total reaction</w:t>
-      </w:r>
-    </w:p>
+        <w:t xml:space="preserve">Claude: Incluí D17 (proporções relativas) e D22 (contagem por documento) porque ambos afetam como o pipeline *estrutura* sua saída. Mas vocês têm razão: D17 é puramente interpretativo — não afeta nenhum código. D22 fica porque está implementado na lógica de classificação (`COUNT(DISTINCT case_name)`). Vou remover D17 da próxima versão do documento.</w:t>
+      </w:r>
+    </w:p>
+  </w:comment>
+  <w:comment w:author="Lucas Biasetton" w:id="5" w:date="2026-03-30T14:23:44Z">
     <w:p>
       <w:pPr>
         <w:keepNext w:val="0"/>
@@ -20719,11 +20719,9 @@
           <w:vertAlign w:val="baseline"/>
           <w:rtl w:val="0"/>
         </w:rPr>
-        <w:t xml:space="preserve">Gustavo Rodriguez reacted with 👍 at 2026-04-03 04:26 AM</w:t>
-      </w:r>
-    </w:p>
-  </w:comment>
-  <w:comment w:author="Lucas Biasetton" w:id="6" w:date="2026-03-30T14:25:11Z">
+        <w:t xml:space="preserve">Não. Tivemos erros aqui no passado, com países da UE sendo classificados como Global South. Claude deve revisar essa lista e avaliar o que faz sentido ficar ou não.</w:t>
+      </w:r>
+    </w:p>
     <w:p>
       <w:pPr>
         <w:keepNext w:val="0"/>
@@ -20774,7 +20772,7 @@
           <w:vertAlign w:val="baseline"/>
           <w:rtl w:val="0"/>
         </w:rPr>
-        <w:t xml:space="preserve">Além da jurisdição, eu pegaria, também, a corte que está emitindo a decisão e o número do processo. Isso nos ajudaria depois com a identificação exata de qual caso estamos nos referindo e em qual momento (1a instância, 2a instância, Corte internacional, etc). Isso ajuda a não cairmos no erro mencionado pela Kate:</w:t>
+        <w:t xml:space="preserve">1 total reaction</w:t>
       </w:r>
     </w:p>
     <w:p>
@@ -20812,10 +20810,26 @@
       </w:pPr>
       <w:r>
         <w:rPr>
-          <w:rtl w:val="0"/>
-        </w:rPr>
-      </w:r>
-    </w:p>
+          <w:rFonts w:ascii="Arial" w:cs="Arial" w:eastAsia="Arial" w:hAnsi="Arial"/>
+          <w:b w:val="0"/>
+          <w:bCs w:val="0"/>
+          <w:i w:val="0"/>
+          <w:iCs w:val="0"/>
+          <w:smallCaps w:val="0"/>
+          <w:strike w:val="0"/>
+          <w:color w:val="000000"/>
+          <w:sz w:val="22"/>
+          <w:szCs w:val="22"/>
+          <w:u w:val="none"/>
+          <w:shd w:fill="auto" w:val="clear"/>
+          <w:vertAlign w:val="baseline"/>
+          <w:rtl w:val="0"/>
+        </w:rPr>
+        <w:t xml:space="preserve">Gustavo Rodriguez reacted with 👍 at 2026-04-03 04:26 AM</w:t>
+      </w:r>
+    </w:p>
+  </w:comment>
+  <w:comment w:author="Lucas Biasetton" w:id="6" w:date="2026-03-30T14:25:11Z">
     <w:p>
       <w:pPr>
         <w:keepNext w:val="0"/>
@@ -20866,7 +20880,7 @@
           <w:vertAlign w:val="baseline"/>
           <w:rtl w:val="0"/>
         </w:rPr>
-        <w:t xml:space="preserve">" I noticed that the Juliana case is consistently being picked up as the international case filed before the Inter-American Court. I suspect however that many of the citations are actually to the much longer running US proceedings – it might be worth looking into this, and also double checking if the AI has the same problem with distinguishing between the original cases before national courts and other cases before regional human rights bodies – for example in the Klimaseniorinnen case there are actually 2 cases, one before the Swiss courts and one before the ECtHR."</w:t>
+        <w:t xml:space="preserve">Além da jurisdição, eu pegaria, também, a corte que está emitindo a decisão e o número do processo. Isso nos ajudaria depois com a identificação exata de qual caso estamos nos referindo e em qual momento (1a instância, 2a instância, Corte internacional, etc). Isso ajuda a não cairmos no erro mencionado pela Kate:</w:t>
       </w:r>
     </w:p>
     <w:p>
@@ -20904,22 +20918,8 @@
       </w:pPr>
       <w:r>
         <w:rPr>
-          <w:rFonts w:ascii="Arial" w:cs="Arial" w:eastAsia="Arial" w:hAnsi="Arial"/>
-          <w:b w:val="0"/>
-          <w:bCs w:val="0"/>
-          <w:i w:val="0"/>
-          <w:iCs w:val="0"/>
-          <w:smallCaps w:val="0"/>
-          <w:strike w:val="0"/>
-          <w:color w:val="000000"/>
-          <w:sz w:val="22"/>
-          <w:szCs w:val="22"/>
-          <w:u w:val="none"/>
-          <w:shd w:fill="auto" w:val="clear"/>
-          <w:vertAlign w:val="baseline"/>
-          <w:rtl w:val="0"/>
-        </w:rPr>
-        <w:t xml:space="preserve">1 total reaction</w:t>
+          <w:rtl w:val="0"/>
+        </w:rPr>
       </w:r>
     </w:p>
     <w:p>
@@ -20972,11 +20972,9 @@
           <w:vertAlign w:val="baseline"/>
           <w:rtl w:val="0"/>
         </w:rPr>
-        <w:t xml:space="preserve">Gustavo Rodriguez reacted with 👍 at 2026-04-03 04:26 AM</w:t>
-      </w:r>
-    </w:p>
-  </w:comment>
-  <w:comment w:author="Gustavo Rodriguez" w:id="52" w:date="2026-03-27T19:10:12Z">
+        <w:t xml:space="preserve">" I noticed that the Juliana case is consistently being picked up as the international case filed before the Inter-American Court. I suspect however that many of the citations are actually to the much longer running US proceedings – it might be worth looking into this, and also double checking if the AI has the same problem with distinguishing between the original cases before national courts and other cases before regional human rights bodies – for example in the Klimaseniorinnen case there are actually 2 cases, one before the Swiss courts and one before the ECtHR."</w:t>
+      </w:r>
+    </w:p>
     <w:p>
       <w:pPr>
         <w:keepNext w:val="0"/>
@@ -21027,11 +21025,9 @@
           <w:vertAlign w:val="baseline"/>
           <w:rtl w:val="0"/>
         </w:rPr>
-        <w:t xml:space="preserve">Um possível overkill que aumenta custos desnecessariamente, vale confirmar a necessidade disso</w:t>
-      </w:r>
-    </w:p>
-  </w:comment>
-  <w:comment w:author="Lucas Biasetton" w:id="53" w:date="2026-03-30T14:54:05Z">
+        <w:t xml:space="preserve">1 total reaction</w:t>
+      </w:r>
+    </w:p>
     <w:p>
       <w:pPr>
         <w:keepNext w:val="0"/>
@@ -21082,11 +21078,11 @@
           <w:vertAlign w:val="baseline"/>
           <w:rtl w:val="0"/>
         </w:rPr>
-        <w:t xml:space="preserve">Para identificar origem é overkill mesmo. Seria mais interessante na validação e revisão.</w:t>
+        <w:t xml:space="preserve">Gustavo Rodriguez reacted with 👍 at 2026-04-03 04:26 AM</w:t>
       </w:r>
     </w:p>
   </w:comment>
-  <w:comment w:author="Gustavo Rodriguez" w:id="54" w:date="2026-04-03T04:32:43Z">
+  <w:comment w:author="Gustavo Rodriguez" w:id="52" w:date="2026-03-27T19:10:12Z">
     <w:p>
       <w:pPr>
         <w:keepNext w:val="0"/>
@@ -21137,11 +21133,11 @@
           <w:vertAlign w:val="baseline"/>
           <w:rtl w:val="0"/>
         </w:rPr>
-        <w:t xml:space="preserve">@claude = opine sobre isso, dados os objetivos de cada fase onde utilizamos o Gemini 2.5 Pro.</w:t>
+        <w:t xml:space="preserve">Um possível overkill que aumenta custos desnecessariamente, vale confirmar a necessidade disso</w:t>
       </w:r>
     </w:p>
   </w:comment>
-  <w:comment w:author="Gustavo Rodriguez" w:id="55" w:date="2026-04-03T05:04:36Z">
+  <w:comment w:author="Lucas Biasetton" w:id="53" w:date="2026-03-30T14:54:05Z">
     <w:p>
       <w:pPr>
         <w:keepNext w:val="0"/>
@@ -21192,9 +21188,11 @@
           <w:vertAlign w:val="baseline"/>
           <w:rtl w:val="0"/>
         </w:rPr>
-        <w:t xml:space="preserve">Claude: Para **identificação de origem**: a tarefa é "dado `[2017] UKSC 5`, identificar que é do Reino Unido". Isso é pattern matching — Flash dá conta. Pro é overkill. Diferença de custo: Pro é ~8x mais caro por token.</w:t>
-      </w:r>
-    </w:p>
+        <w:t xml:space="preserve">Para identificar origem é overkill mesmo. Seria mais interessante na validação e revisão.</w:t>
+      </w:r>
+    </w:p>
+  </w:comment>
+  <w:comment w:author="Gustavo Rodriguez" w:id="54" w:date="2026-04-03T04:32:43Z">
     <w:p>
       <w:pPr>
         <w:keepNext w:val="0"/>
@@ -21230,10 +21228,26 @@
       </w:pPr>
       <w:r>
         <w:rPr>
-          <w:rtl w:val="0"/>
-        </w:rPr>
-      </w:r>
-    </w:p>
+          <w:rFonts w:ascii="Arial" w:cs="Arial" w:eastAsia="Arial" w:hAnsi="Arial"/>
+          <w:b w:val="0"/>
+          <w:bCs w:val="0"/>
+          <w:i w:val="0"/>
+          <w:iCs w:val="0"/>
+          <w:smallCaps w:val="0"/>
+          <w:strike w:val="0"/>
+          <w:color w:val="000000"/>
+          <w:sz w:val="22"/>
+          <w:szCs w:val="22"/>
+          <w:u w:val="none"/>
+          <w:shd w:fill="auto" w:val="clear"/>
+          <w:vertAlign w:val="baseline"/>
+          <w:rtl w:val="0"/>
+        </w:rPr>
+        <w:t xml:space="preserve">@claude = opine sobre isso, dados os objetivos de cada fase onde utilizamos o Gemini 2.5 Pro.</w:t>
+      </w:r>
+    </w:p>
+  </w:comment>
+  <w:comment w:author="Gustavo Rodriguez" w:id="55" w:date="2026-04-03T05:04:36Z">
     <w:p>
       <w:pPr>
         <w:keepNext w:val="0"/>
@@ -21284,7 +21298,7 @@
           <w:vertAlign w:val="baseline"/>
           <w:rtl w:val="0"/>
         </w:rPr>
-        <w:t xml:space="preserve">Onde Pro **agregaria valor**: na fase de **verificação/revisão** (Phase 5), onde decidir se "Wells" no texto se refere a "R(Wells) v Secretary of State" (caso judicial) vs. "poços exploratórios" (substantivo) requer compreensão contextual mais profunda.</w:t>
+        <w:t xml:space="preserve">Claude: Para **identificação de origem**: a tarefa é "dado `[2017] UKSC 5`, identificar que é do Reino Unido". Isso é pattern matching — Flash dá conta. Pro é overkill. Diferença de custo: Pro é ~8x mais caro por token.</w:t>
       </w:r>
     </w:p>
     <w:p>
@@ -21376,7 +21390,7 @@
           <w:vertAlign w:val="baseline"/>
           <w:rtl w:val="0"/>
         </w:rPr>
-        <w:t xml:space="preserve">Proposta: downgrade Phase 3 Tier 2 para **Flash** (economia de ~87% no custo de origin ID). Se adicionarmos um "deep review" pass para citações flagged, aí sim usar Pro.</w:t>
+        <w:t xml:space="preserve">Onde Pro **agregaria valor**: na fase de **verificação/revisão** (Phase 5), onde decidir se "Wells" no texto se refere a "R(Wells) v Secretary of State" (caso judicial) vs. "poços exploratórios" (substantivo) requer compreensão contextual mais profunda.</w:t>
       </w:r>
     </w:p>
     <w:p>
@@ -21468,11 +21482,9 @@
           <w:vertAlign w:val="baseline"/>
           <w:rtl w:val="0"/>
         </w:rPr>
-        <w:t xml:space="preserve">Obs: combinando com a decisão de dropar Tiers 1/1.5 (C28/C29), dependemos mais do LLM para origin ID — mas a Flash cost torna isso viável.</w:t>
-      </w:r>
-    </w:p>
-  </w:comment>
-  <w:comment w:author="Gustavo Rodriguez" w:id="16" w:date="2026-03-27T19:01:51Z">
+        <w:t xml:space="preserve">Proposta: downgrade Phase 3 Tier 2 para **Flash** (economia de ~87% no custo de origin ID). Se adicionarmos um "deep review" pass para citações flagged, aí sim usar Pro.</w:t>
+      </w:r>
+    </w:p>
     <w:p>
       <w:pPr>
         <w:keepNext w:val="0"/>
@@ -21508,26 +21520,10 @@
       </w:pPr>
       <w:r>
         <w:rPr>
-          <w:rFonts w:ascii="Arial" w:cs="Arial" w:eastAsia="Arial" w:hAnsi="Arial"/>
-          <w:b w:val="0"/>
-          <w:bCs w:val="0"/>
-          <w:i w:val="0"/>
-          <w:iCs w:val="0"/>
-          <w:smallCaps w:val="0"/>
-          <w:strike w:val="0"/>
-          <w:color w:val="000000"/>
-          <w:sz w:val="22"/>
-          <w:szCs w:val="22"/>
-          <w:u w:val="none"/>
-          <w:shd w:fill="auto" w:val="clear"/>
-          <w:vertAlign w:val="baseline"/>
-          <w:rtl w:val="0"/>
-        </w:rPr>
-        <w:t xml:space="preserve">Precisamos de uma revisão precisa aqui, acho que esse filtro tá mto abrangente</w:t>
-      </w:r>
-    </w:p>
-  </w:comment>
-  <w:comment w:author="Lucas Biasetton" w:id="17" w:date="2026-03-30T14:37:30Z">
+          <w:rtl w:val="0"/>
+        </w:rPr>
+      </w:r>
+    </w:p>
     <w:p>
       <w:pPr>
         <w:keepNext w:val="0"/>
@@ -21578,11 +21574,11 @@
           <w:vertAlign w:val="baseline"/>
           <w:rtl w:val="0"/>
         </w:rPr>
-        <w:t xml:space="preserve">Achei overkill total. A ideia da normalização era só ele dar match com um caso do Sabin, mas do jeito proposto ele está fazendo uma análise super complexa e que tem grandes chances de alucinar. Eu deixaria o raw citation em uma coluna e uma segunda coluna fazendo esse match, para avaliarmos se ele não viajou completamente.</w:t>
+        <w:t xml:space="preserve">Obs: combinando com a decisão de dropar Tiers 1/1.5 (C28/C29), dependemos mais do LLM para origin ID — mas a Flash cost torna isso viável.</w:t>
       </w:r>
     </w:p>
   </w:comment>
-  <w:comment w:author="Gustavo Rodriguez" w:id="18" w:date="2026-04-03T04:27:02Z">
+  <w:comment w:author="Gustavo Rodriguez" w:id="16" w:date="2026-03-27T19:01:51Z">
     <w:p>
       <w:pPr>
         <w:keepNext w:val="0"/>
@@ -21633,11 +21629,11 @@
           <w:vertAlign w:val="baseline"/>
           <w:rtl w:val="0"/>
         </w:rPr>
-        <w:t xml:space="preserve">@claude</w:t>
+        <w:t xml:space="preserve">Precisamos de uma revisão precisa aqui, acho que esse filtro tá mto abrangente</w:t>
       </w:r>
     </w:p>
   </w:comment>
-  <w:comment w:author="Gustavo Rodriguez" w:id="19" w:date="2026-04-03T04:47:24Z">
+  <w:comment w:author="Lucas Biasetton" w:id="17" w:date="2026-03-30T14:37:30Z">
     <w:p>
       <w:pPr>
         <w:keepNext w:val="0"/>
@@ -21688,9 +21684,11 @@
           <w:vertAlign w:val="baseline"/>
           <w:rtl w:val="0"/>
         </w:rPr>
-        <w:t xml:space="preserve">Claude: ★ Insight ────────────────────────</w:t>
-      </w:r>
-    </w:p>
+        <w:t xml:space="preserve">Achei overkill total. A ideia da normalização era só ele dar match com um caso do Sabin, mas do jeito proposto ele está fazendo uma análise super complexa e que tem grandes chances de alucinar. Eu deixaria o raw citation em uma coluna e uma segunda coluna fazendo esse match, para avaliarmos se ele não viajou completamente.</w:t>
+      </w:r>
+    </w:p>
+  </w:comment>
+  <w:comment w:author="Gustavo Rodriguez" w:id="18" w:date="2026-04-03T04:27:02Z">
     <w:p>
       <w:pPr>
         <w:keepNext w:val="0"/>
@@ -21741,9 +21739,11 @@
           <w:vertAlign w:val="baseline"/>
           <w:rtl w:val="0"/>
         </w:rPr>
-        <w:t xml:space="preserve">This is a classic "explainability vs. accuracy" tension. In academic research, a transparent-but-simpler method that a domain expert can audit is often</w:t>
-      </w:r>
-    </w:p>
+        <w:t xml:space="preserve">@claude</w:t>
+      </w:r>
+    </w:p>
+  </w:comment>
+  <w:comment w:author="Gustavo Rodriguez" w:id="19" w:date="2026-04-03T04:47:24Z">
     <w:p>
       <w:pPr>
         <w:keepNext w:val="0"/>
@@ -21794,7 +21794,7 @@
           <w:vertAlign w:val="baseline"/>
           <w:rtl w:val="0"/>
         </w:rPr>
-        <w:t xml:space="preserve">more valuable than a sophisticated-but-opaque one. Lucas needs to be able to look at the match and say "yes, that's the same case" or "no, the filter</w:t>
+        <w:t xml:space="preserve">Claude: ★ Insight ────────────────────────</w:t>
       </w:r>
     </w:p>
     <w:p>
@@ -21847,11 +21847,9 @@
           <w:vertAlign w:val="baseline"/>
           <w:rtl w:val="0"/>
         </w:rPr>
-        <w:t xml:space="preserve">hallucinated."</w:t>
-      </w:r>
-    </w:p>
-  </w:comment>
-  <w:comment w:author="Gustavo Rodriguez" w:id="20" w:date="2026-04-03T05:00:44Z">
+        <w:t xml:space="preserve">This is a classic "explainability vs. accuracy" tension. In academic research, a transparent-but-simpler method that a domain expert can audit is often</w:t>
+      </w:r>
+    </w:p>
     <w:p>
       <w:pPr>
         <w:keepNext w:val="0"/>
@@ -21902,7 +21900,7 @@
           <w:vertAlign w:val="baseline"/>
           <w:rtl w:val="0"/>
         </w:rPr>
-        <w:t xml:space="preserve">Concordo com o Lucas — o problema principal não é a complexidade do algoritmo em si, mas a **falta de transparência**. Se o filtro faz match de "Urgenda" com "Urgenda Foundation v. State of the Netherlands" com score 0.72, a pergunta é: esse match está certo?</w:t>
+        <w:t xml:space="preserve">more valuable than a sophisticated-but-opaque one. Lucas needs to be able to look at the match and say "yes, that's the same case" or "no, the filter</w:t>
       </w:r>
     </w:p>
     <w:p>
@@ -21940,10 +21938,26 @@
       </w:pPr>
       <w:r>
         <w:rPr>
-          <w:rtl w:val="0"/>
-        </w:rPr>
-      </w:r>
-    </w:p>
+          <w:rFonts w:ascii="Arial" w:cs="Arial" w:eastAsia="Arial" w:hAnsi="Arial"/>
+          <w:b w:val="0"/>
+          <w:bCs w:val="0"/>
+          <w:i w:val="0"/>
+          <w:iCs w:val="0"/>
+          <w:smallCaps w:val="0"/>
+          <w:strike w:val="0"/>
+          <w:color w:val="000000"/>
+          <w:sz w:val="22"/>
+          <w:szCs w:val="22"/>
+          <w:u w:val="none"/>
+          <w:shd w:fill="auto" w:val="clear"/>
+          <w:vertAlign w:val="baseline"/>
+          <w:rtl w:val="0"/>
+        </w:rPr>
+        <w:t xml:space="preserve">hallucinated."</w:t>
+      </w:r>
+    </w:p>
+  </w:comment>
+  <w:comment w:author="Gustavo Rodriguez" w:id="20" w:date="2026-04-03T05:00:44Z">
     <w:p>
       <w:pPr>
         <w:keepNext w:val="0"/>
@@ -21994,7 +22008,7 @@
           <w:vertAlign w:val="baseline"/>
           <w:rtl w:val="0"/>
         </w:rPr>
-        <w:t xml:space="preserve">Proposta: manter a lógica de matching, mas reestruturar a saída para ser **advisory** (não hard-discard):</w:t>
+        <w:t xml:space="preserve">Concordo com o Lucas — o problema principal não é a complexidade do algoritmo em si, mas a **falta de transparência**. Se o filtro faz match de "Urgenda" com "Urgenda Foundation v. State of the Netherlands" com score 0.72, a pergunta é: esse match está certo?</w:t>
       </w:r>
     </w:p>
     <w:p>
@@ -22086,7 +22100,7 @@
           <w:vertAlign w:val="baseline"/>
           <w:rtl w:val="0"/>
         </w:rPr>
-        <w:t xml:space="preserve">- Coluna A: `raw_extracted_case_name` — exatamente o que o LLM extraiu (intocado)</w:t>
+        <w:t xml:space="preserve">Proposta: manter a lógica de matching, mas reestruturar a saída para ser **advisory** (não hard-discard):</w:t>
       </w:r>
     </w:p>
     <w:p>
@@ -22124,22 +22138,8 @@
       </w:pPr>
       <w:r>
         <w:rPr>
-          <w:rFonts w:ascii="Arial" w:cs="Arial" w:eastAsia="Arial" w:hAnsi="Arial"/>
-          <w:b w:val="0"/>
-          <w:bCs w:val="0"/>
-          <w:i w:val="0"/>
-          <w:iCs w:val="0"/>
-          <w:smallCaps w:val="0"/>
-          <w:strike w:val="0"/>
-          <w:color w:val="000000"/>
-          <w:sz w:val="22"/>
-          <w:szCs w:val="22"/>
-          <w:u w:val="none"/>
-          <w:shd w:fill="auto" w:val="clear"/>
-          <w:vertAlign w:val="baseline"/>
-          <w:rtl w:val="0"/>
-        </w:rPr>
-        <w:t xml:space="preserve">- Coluna B: `sabin_matched_case_name` — o case do Sabin que deu match (ou NULL)</w:t>
+          <w:rtl w:val="0"/>
+        </w:rPr>
       </w:r>
     </w:p>
     <w:p>
@@ -22192,7 +22192,7 @@
           <w:vertAlign w:val="baseline"/>
           <w:rtl w:val="0"/>
         </w:rPr>
-        <w:t xml:space="preserve">- Coluna C: `sabin_match_score` — score de similaridade</w:t>
+        <w:t xml:space="preserve">- Coluna A: `raw_extracted_case_name` — exatamente o que o LLM extraiu (intocado)</w:t>
       </w:r>
     </w:p>
     <w:p>
@@ -22245,7 +22245,7 @@
           <w:vertAlign w:val="baseline"/>
           <w:rtl w:val="0"/>
         </w:rPr>
-        <w:t xml:space="preserve">- Coluna D: `sabin_match_method` — "exact" / "fuzzy_0.72" / etc.</w:t>
+        <w:t xml:space="preserve">- Coluna B: `sabin_matched_case_name` — o case do Sabin que deu match (ou NULL)</w:t>
       </w:r>
     </w:p>
     <w:p>
@@ -22283,8 +22283,22 @@
       </w:pPr>
       <w:r>
         <w:rPr>
-          <w:rtl w:val="0"/>
-        </w:rPr>
+          <w:rFonts w:ascii="Arial" w:cs="Arial" w:eastAsia="Arial" w:hAnsi="Arial"/>
+          <w:b w:val="0"/>
+          <w:bCs w:val="0"/>
+          <w:i w:val="0"/>
+          <w:iCs w:val="0"/>
+          <w:smallCaps w:val="0"/>
+          <w:strike w:val="0"/>
+          <w:color w:val="000000"/>
+          <w:sz w:val="22"/>
+          <w:szCs w:val="22"/>
+          <w:u w:val="none"/>
+          <w:shd w:fill="auto" w:val="clear"/>
+          <w:vertAlign w:val="baseline"/>
+          <w:rtl w:val="0"/>
+        </w:rPr>
+        <w:t xml:space="preserve">- Coluna C: `sabin_match_score` — score de similaridade</w:t>
       </w:r>
     </w:p>
     <w:p>
@@ -22337,11 +22351,9 @@
           <w:vertAlign w:val="baseline"/>
           <w:rtl w:val="0"/>
         </w:rPr>
-        <w:t xml:space="preserve">Assim o Lucas pode filtrar por score, revisar matches borderline, e aceitar ou rejeitar. O filtro vira uma recomendação que o domain expert audita, não uma caixa-preta que descarta silenciosamente.</w:t>
-      </w:r>
-    </w:p>
-  </w:comment>
-  <w:comment w:author="Lucas Biasetton" w:id="48" w:date="2026-03-30T14:52:59Z">
+        <w:t xml:space="preserve">- Coluna D: `sabin_match_method` — "exact" / "fuzzy_0.72" / etc.</w:t>
+      </w:r>
+    </w:p>
     <w:p>
       <w:pPr>
         <w:keepNext w:val="0"/>
@@ -22377,26 +22389,10 @@
       </w:pPr>
       <w:r>
         <w:rPr>
-          <w:rFonts w:ascii="Arial" w:cs="Arial" w:eastAsia="Arial" w:hAnsi="Arial"/>
-          <w:b w:val="0"/>
-          <w:bCs w:val="0"/>
-          <w:i w:val="0"/>
-          <w:iCs w:val="0"/>
-          <w:smallCaps w:val="0"/>
-          <w:strike w:val="0"/>
-          <w:color w:val="000000"/>
-          <w:sz w:val="22"/>
-          <w:szCs w:val="22"/>
-          <w:u w:val="none"/>
-          <w:shd w:fill="auto" w:val="clear"/>
-          <w:vertAlign w:val="baseline"/>
-          <w:rtl w:val="0"/>
-        </w:rPr>
-        <w:t xml:space="preserve">Coloquei acima sugestão. Acho que devemos puxar, na classificação dos documentos, a Corte e número do caso para conseguir fazer a análise</w:t>
-      </w:r>
-    </w:p>
-  </w:comment>
-  <w:comment w:author="Gustavo Rodriguez" w:id="49" w:date="2026-04-03T04:25:14Z">
+          <w:rtl w:val="0"/>
+        </w:rPr>
+      </w:r>
+    </w:p>
     <w:p>
       <w:pPr>
         <w:keepNext w:val="0"/>
@@ -22447,11 +22443,9 @@
           <w:vertAlign w:val="baseline"/>
           <w:rtl w:val="0"/>
         </w:rPr>
-        <w:t xml:space="preserve">De acordo</w:t>
-      </w:r>
-    </w:p>
-  </w:comment>
-  <w:comment w:author="Gustavo Rodriguez" w:id="37" w:date="2026-03-27T19:04:52Z">
+        <w:t xml:space="preserve">Assim o Lucas pode filtrar por score, revisar matches borderline, e aceitar ou rejeitar. O filtro vira uma recomendação que o domain expert audita, não uma caixa-preta que descarta silenciosamente.</w:t>
+      </w:r>
+    </w:p>
     <w:p>
       <w:pPr>
         <w:keepNext w:val="0"/>
@@ -22502,11 +22496,9 @@
           <w:vertAlign w:val="baseline"/>
           <w:rtl w:val="0"/>
         </w:rPr>
-        <w:t xml:space="preserve">Acho que é o caso de dropar os tiers 1 e 1.5...</w:t>
-      </w:r>
-    </w:p>
-  </w:comment>
-  <w:comment w:author="Lucas Biasetton" w:id="38" w:date="2026-03-30T14:50:46Z">
+        <w:t xml:space="preserve">1 total reaction</w:t>
+      </w:r>
+    </w:p>
     <w:p>
       <w:pPr>
         <w:keepNext w:val="0"/>
@@ -22557,11 +22549,11 @@
           <w:vertAlign w:val="baseline"/>
           <w:rtl w:val="0"/>
         </w:rPr>
-        <w:t xml:space="preserve">De acordo</w:t>
+        <w:t xml:space="preserve">Lucas Biasetton reacted with 👍 at 2026-04-07 16:39 PM</w:t>
       </w:r>
     </w:p>
   </w:comment>
-  <w:comment w:author="Gustavo Rodriguez" w:id="50" w:date="2026-03-27T19:09:07Z">
+  <w:comment w:author="Lucas Biasetton" w:id="48" w:date="2026-03-30T14:52:59Z">
     <w:p>
       <w:pPr>
         <w:keepNext w:val="0"/>
@@ -22612,11 +22604,11 @@
           <w:vertAlign w:val="baseline"/>
           <w:rtl w:val="0"/>
         </w:rPr>
-        <w:t xml:space="preserve">A gente tinha falado de mudar isso? Pra flaggar citações domésticas?</w:t>
+        <w:t xml:space="preserve">Coloquei acima sugestão. Acho que devemos puxar, na classificação dos documentos, a Corte e número do caso para conseguir fazer a análise</w:t>
       </w:r>
     </w:p>
   </w:comment>
-  <w:comment w:author="Lucas Biasetton" w:id="51" w:date="2026-03-30T14:53:19Z">
+  <w:comment w:author="Gustavo Rodriguez" w:id="49" w:date="2026-04-03T04:25:14Z">
     <w:p>
       <w:pPr>
         <w:keepNext w:val="0"/>
@@ -22667,9 +22659,11 @@
           <w:vertAlign w:val="baseline"/>
           <w:rtl w:val="0"/>
         </w:rPr>
-        <w:t xml:space="preserve">Não vamos flaggar citações domésticas.</w:t>
-      </w:r>
-    </w:p>
+        <w:t xml:space="preserve">De acordo</w:t>
+      </w:r>
+    </w:p>
+  </w:comment>
+  <w:comment w:author="Gustavo Rodriguez" w:id="37" w:date="2026-03-27T19:04:52Z">
     <w:p>
       <w:pPr>
         <w:keepNext w:val="0"/>
@@ -22720,9 +22714,11 @@
           <w:vertAlign w:val="baseline"/>
           <w:rtl w:val="0"/>
         </w:rPr>
-        <w:t xml:space="preserve">1 total reaction</w:t>
-      </w:r>
-    </w:p>
+        <w:t xml:space="preserve">Acho que é o caso de dropar os tiers 1 e 1.5...</w:t>
+      </w:r>
+    </w:p>
+  </w:comment>
+  <w:comment w:author="Lucas Biasetton" w:id="38" w:date="2026-03-30T14:50:46Z">
     <w:p>
       <w:pPr>
         <w:keepNext w:val="0"/>
@@ -22773,11 +22769,11 @@
           <w:vertAlign w:val="baseline"/>
           <w:rtl w:val="0"/>
         </w:rPr>
-        <w:t xml:space="preserve">Gustavo Rodriguez reacted with 👍 at 2026-04-03 04:25 AM</w:t>
+        <w:t xml:space="preserve">De acordo</w:t>
       </w:r>
     </w:p>
   </w:comment>
-  <w:comment w:author="Gustavo Rodriguez" w:id="0" w:date="2026-03-27T18:51:54Z">
+  <w:comment w:author="Gustavo Rodriguez" w:id="50" w:date="2026-03-27T19:09:07Z">
     <w:p>
       <w:pPr>
         <w:keepNext w:val="0"/>
@@ -22828,11 +22824,11 @@
           <w:vertAlign w:val="baseline"/>
           <w:rtl w:val="0"/>
         </w:rPr>
-        <w:t xml:space="preserve">como assim? Documentos = decisões podem ser grandes mesmo, avaliar qual o critério</w:t>
+        <w:t xml:space="preserve">A gente tinha falado de mudar isso? Pra flaggar citações domésticas?</w:t>
       </w:r>
     </w:p>
   </w:comment>
-  <w:comment w:author="Gustavo Rodriguez" w:id="11" w:date="2026-03-27T18:57:11Z">
+  <w:comment w:author="Lucas Biasetton" w:id="51" w:date="2026-03-30T14:53:19Z">
     <w:p>
       <w:pPr>
         <w:keepNext w:val="0"/>
@@ -22883,11 +22879,9 @@
           <w:vertAlign w:val="baseline"/>
           <w:rtl w:val="0"/>
         </w:rPr>
-        <w:t xml:space="preserve">definir isso exatamente - "interseção de assunto"?</w:t>
-      </w:r>
-    </w:p>
-  </w:comment>
-  <w:comment w:author="Lucas Biasetton" w:id="12" w:date="2026-03-30T14:27:40Z">
+        <w:t xml:space="preserve">Não vamos flaggar citações domésticas.</w:t>
+      </w:r>
+    </w:p>
     <w:p>
       <w:pPr>
         <w:keepNext w:val="0"/>
@@ -22938,7 +22932,7 @@
           <w:vertAlign w:val="baseline"/>
           <w:rtl w:val="0"/>
         </w:rPr>
-        <w:t xml:space="preserve">Acho que é quando trata do mesmo assunto. Não deixar ele puxar só pq o assunto é parecido.</w:t>
+        <w:t xml:space="preserve">1 total reaction</w:t>
       </w:r>
     </w:p>
     <w:p>
@@ -22991,9 +22985,11 @@
           <w:vertAlign w:val="baseline"/>
           <w:rtl w:val="0"/>
         </w:rPr>
-        <w:t xml:space="preserve">1 total reaction</w:t>
-      </w:r>
-    </w:p>
+        <w:t xml:space="preserve">Gustavo Rodriguez reacted with 👍 at 2026-04-03 04:25 AM</w:t>
+      </w:r>
+    </w:p>
+  </w:comment>
+  <w:comment w:author="Gustavo Rodriguez" w:id="0" w:date="2026-03-27T18:51:54Z">
     <w:p>
       <w:pPr>
         <w:keepNext w:val="0"/>
@@ -23044,11 +23040,11 @@
           <w:vertAlign w:val="baseline"/>
           <w:rtl w:val="0"/>
         </w:rPr>
-        <w:t xml:space="preserve">Gustavo Rodriguez reacted with 👍 at 2026-04-03 04:26 AM</w:t>
+        <w:t xml:space="preserve">como assim? Documentos = decisões podem ser grandes mesmo, avaliar qual o critério</w:t>
       </w:r>
     </w:p>
   </w:comment>
-  <w:comment w:author="Gustavo Rodriguez" w:id="39" w:date="2026-03-27T19:06:00Z">
+  <w:comment w:author="Gustavo Rodriguez" w:id="11" w:date="2026-03-27T18:57:11Z">
     <w:p>
       <w:pPr>
         <w:keepNext w:val="0"/>
@@ -23099,11 +23095,11 @@
           <w:vertAlign w:val="baseline"/>
           <w:rtl w:val="0"/>
         </w:rPr>
-        <w:t xml:space="preserve">big deal, temos que revisar essa tabela</w:t>
+        <w:t xml:space="preserve">definir isso exatamente - "interseção de assunto"?</w:t>
       </w:r>
     </w:p>
   </w:comment>
-  <w:comment w:author="Lucas Biasetton" w:id="40" w:date="2026-03-30T14:51:22Z">
+  <w:comment w:author="Lucas Biasetton" w:id="12" w:date="2026-03-30T14:27:40Z">
     <w:p>
       <w:pPr>
         <w:keepNext w:val="0"/>
@@ -23154,7 +23150,7 @@
           <w:vertAlign w:val="baseline"/>
           <w:rtl w:val="0"/>
         </w:rPr>
-        <w:t xml:space="preserve">Beleza. Mandaria o próprio Claude revisar.</w:t>
+        <w:t xml:space="preserve">Acho que é quando trata do mesmo assunto. Não deixar ele puxar só pq o assunto é parecido.</w:t>
       </w:r>
     </w:p>
     <w:p>
@@ -23260,11 +23256,11 @@
           <w:vertAlign w:val="baseline"/>
           <w:rtl w:val="0"/>
         </w:rPr>
-        <w:t xml:space="preserve">Gustavo Rodriguez reacted with 👍 at 2026-04-03 04:24 AM</w:t>
+        <w:t xml:space="preserve">Gustavo Rodriguez reacted with 👍 at 2026-04-03 04:26 AM</w:t>
       </w:r>
     </w:p>
   </w:comment>
-  <w:comment w:author="Gustavo Rodriguez" w:id="41" w:date="2026-04-03T04:31:00Z">
+  <w:comment w:author="Gustavo Rodriguez" w:id="39" w:date="2026-03-27T19:06:00Z">
     <w:p>
       <w:pPr>
         <w:keepNext w:val="0"/>
@@ -23315,11 +23311,11 @@
           <w:vertAlign w:val="baseline"/>
           <w:rtl w:val="0"/>
         </w:rPr>
-        <w:t xml:space="preserve">@claude = revise essa tabela a partir de seus esforços de pesquisa por padrões internacionalmente reconhecidos ou reconhecidos pela parcela predominante da scholarship do campo climate litigation &gt; international law ('&lt;' indica prioridade).</w:t>
+        <w:t xml:space="preserve">big deal, temos que revisar essa tabela</w:t>
       </w:r>
     </w:p>
   </w:comment>
-  <w:comment w:author="Gustavo Rodriguez" w:id="42" w:date="2026-04-03T04:51:58Z">
+  <w:comment w:author="Lucas Biasetton" w:id="40" w:date="2026-03-30T14:51:22Z">
     <w:p>
       <w:pPr>
         <w:keepNext w:val="0"/>
@@ -23370,11 +23366,9 @@
           <w:vertAlign w:val="baseline"/>
           <w:rtl w:val="0"/>
         </w:rPr>
-        <w:t xml:space="preserve">Claude: [pesquisou e revisou],</w:t>
-      </w:r>
-    </w:p>
-  </w:comment>
-  <w:comment w:author="Gustavo Rodriguez" w:id="43" w:date="2026-04-03T05:02:51Z">
+        <w:t xml:space="preserve">Beleza. Mandaria o próprio Claude revisar.</w:t>
+      </w:r>
+    </w:p>
     <w:p>
       <w:pPr>
         <w:keepNext w:val="0"/>
@@ -23425,7 +23419,7 @@
           <w:vertAlign w:val="baseline"/>
           <w:rtl w:val="0"/>
         </w:rPr>
-        <w:t xml:space="preserve">Claude: Fiz uma pesquisa completa usando UNCTAD, UN WESP, Setzer &amp; Higham (LSE/Grantham), Sabin Center, e Britannica. Achei um **bug crítico**: a lista existe em 3 locais no código com valores diferentes:</w:t>
+        <w:t xml:space="preserve">1 total reaction</w:t>
       </w:r>
     </w:p>
     <w:p>
@@ -23463,10 +23457,26 @@
       </w:pPr>
       <w:r>
         <w:rPr>
-          <w:rtl w:val="0"/>
-        </w:rPr>
-      </w:r>
-    </w:p>
+          <w:rFonts w:ascii="Arial" w:cs="Arial" w:eastAsia="Arial" w:hAnsi="Arial"/>
+          <w:b w:val="0"/>
+          <w:bCs w:val="0"/>
+          <w:i w:val="0"/>
+          <w:iCs w:val="0"/>
+          <w:smallCaps w:val="0"/>
+          <w:strike w:val="0"/>
+          <w:color w:val="000000"/>
+          <w:sz w:val="22"/>
+          <w:szCs w:val="22"/>
+          <w:u w:val="none"/>
+          <w:shd w:fill="auto" w:val="clear"/>
+          <w:vertAlign w:val="baseline"/>
+          <w:rtl w:val="0"/>
+        </w:rPr>
+        <w:t xml:space="preserve">Gustavo Rodriguez reacted with 👍 at 2026-04-03 04:24 AM</w:t>
+      </w:r>
+    </w:p>
+  </w:comment>
+  <w:comment w:author="Gustavo Rodriguez" w:id="41" w:date="2026-04-03T04:31:00Z">
     <w:p>
       <w:pPr>
         <w:keepNext w:val="0"/>
@@ -23517,9 +23527,11 @@
           <w:vertAlign w:val="baseline"/>
           <w:rtl w:val="0"/>
         </w:rPr>
-        <w:t xml:space="preserve">- `populate_metadata.py` — 28 códigos ISO (inclui POL, CZE, HUN, ROU, ISR)</w:t>
-      </w:r>
-    </w:p>
+        <w:t xml:space="preserve">@claude = revise essa tabela a partir de seus esforços de pesquisa por padrões internacionalmente reconhecidos ou reconhecidos pela parcela predominante da scholarship do campo climate litigation &gt; international law ('&lt;' indica prioridade).</w:t>
+      </w:r>
+    </w:p>
+  </w:comment>
+  <w:comment w:author="Gustavo Rodriguez" w:id="42" w:date="2026-04-03T04:51:58Z">
     <w:p>
       <w:pPr>
         <w:keepNext w:val="0"/>
@@ -23570,9 +23582,11 @@
           <w:vertAlign w:val="baseline"/>
           <w:rtl w:val="0"/>
         </w:rPr>
-        <w:t xml:space="preserve">- `extract_citations.py:get_source_region()` — 26 nomes de países (FALTAM Polônia, Rep. Tcheca, Hungria, Romênia, Israel)</w:t>
-      </w:r>
-    </w:p>
+        <w:t xml:space="preserve">Claude: [pesquisou e revisou],</w:t>
+      </w:r>
+    </w:p>
+  </w:comment>
+  <w:comment w:author="Gustavo Rodriguez" w:id="43" w:date="2026-04-03T05:02:51Z">
     <w:p>
       <w:pPr>
         <w:keepNext w:val="0"/>
@@ -23623,7 +23637,7 @@
           <w:vertAlign w:val="baseline"/>
           <w:rtl w:val="0"/>
         </w:rPr>
-        <w:t xml:space="preserve">- `KNOWN_FOREIGN_COURTS` — regiões hardcoded por corte</w:t>
+        <w:t xml:space="preserve">Claude: Fiz uma pesquisa completa usando UNCTAD, UN WESP, Setzer &amp; Higham (LSE/Grantham), Sabin Center, e Britannica. Achei um **bug crítico**: a lista existe em 3 locais no código com valores diferentes:</w:t>
       </w:r>
     </w:p>
     <w:p>
@@ -23715,7 +23729,7 @@
           <w:vertAlign w:val="baseline"/>
           <w:rtl w:val="0"/>
         </w:rPr>
-        <w:t xml:space="preserve">O **mesmo país pode ser classificado diferentemente** dependendo do code path. Isso explica os erros que o Lucas mencionou (países da UE como Global South).</w:t>
+        <w:t xml:space="preserve">- `populate_metadata.py` — 28 códigos ISO (inclui POL, CZE, HUN, ROU, ISR)</w:t>
       </w:r>
     </w:p>
     <w:p>
@@ -23753,8 +23767,22 @@
       </w:pPr>
       <w:r>
         <w:rPr>
-          <w:rtl w:val="0"/>
-        </w:rPr>
+          <w:rFonts w:ascii="Arial" w:cs="Arial" w:eastAsia="Arial" w:hAnsi="Arial"/>
+          <w:b w:val="0"/>
+          <w:bCs w:val="0"/>
+          <w:i w:val="0"/>
+          <w:iCs w:val="0"/>
+          <w:smallCaps w:val="0"/>
+          <w:strike w:val="0"/>
+          <w:color w:val="000000"/>
+          <w:sz w:val="22"/>
+          <w:szCs w:val="22"/>
+          <w:u w:val="none"/>
+          <w:shd w:fill="auto" w:val="clear"/>
+          <w:vertAlign w:val="baseline"/>
+          <w:rtl w:val="0"/>
+        </w:rPr>
+        <w:t xml:space="preserve">- `extract_citations.py:get_source_region()` — 26 nomes de países (FALTAM Polônia, Rep. Tcheca, Hungria, Romênia, Israel)</w:t>
       </w:r>
     </w:p>
     <w:p>
@@ -23807,7 +23835,7 @@
           <w:vertAlign w:val="baseline"/>
           <w:rtl w:val="0"/>
         </w:rPr>
-        <w:t xml:space="preserve">**Proposta (detalhes completos em `docs/reports/d24-comment-review-action-items.md`):**</w:t>
+        <w:t xml:space="preserve">- `KNOWN_FOREIGN_COURTS` — regiões hardcoded por corte</w:t>
       </w:r>
     </w:p>
     <w:p>
@@ -23899,7 +23927,7 @@
           <w:vertAlign w:val="baseline"/>
           <w:rtl w:val="0"/>
         </w:rPr>
-        <w:t xml:space="preserve">1. **Unificar** em uma única fonte em `config.py`, importar em todos os locais</w:t>
+        <w:t xml:space="preserve">O **mesmo país pode ser classificado diferentemente** dependendo do code path. Isso explica os erros que o Lucas mencionou (países da UE como Global South).</w:t>
       </w:r>
     </w:p>
     <w:p>
@@ -23937,22 +23965,8 @@
       </w:pPr>
       <w:r>
         <w:rPr>
-          <w:rFonts w:ascii="Arial" w:cs="Arial" w:eastAsia="Arial" w:hAnsi="Arial"/>
-          <w:b w:val="0"/>
-          <w:bCs w:val="0"/>
-          <w:i w:val="0"/>
-          <w:iCs w:val="0"/>
-          <w:smallCaps w:val="0"/>
-          <w:strike w:val="0"/>
-          <w:color w:val="000000"/>
-          <w:sz w:val="22"/>
-          <w:szCs w:val="22"/>
-          <w:u w:val="none"/>
-          <w:shd w:fill="auto" w:val="clear"/>
-          <w:vertAlign w:val="baseline"/>
-          <w:rtl w:val="0"/>
-        </w:rPr>
-        <w:t xml:space="preserve">2. **Expandir** de 26 para ~44 países:</w:t>
+          <w:rtl w:val="0"/>
+        </w:rPr>
       </w:r>
     </w:p>
     <w:p>
@@ -24005,7 +24019,7 @@
           <w:vertAlign w:val="baseline"/>
           <w:rtl w:val="0"/>
         </w:rPr>
-        <w:t xml:space="preserve">- Adicionar 14 estados-membros da UE faltantes: Polônia, Rep. Tcheca, Hungria, Romênia, Bulgária, Croácia, Eslováquia, Eslovênia, Estônia, Letônia, Lituânia, Luxemburgo, Malta, Chipre</w:t>
+        <w:t xml:space="preserve">**Proposta (detalhes completos em `docs/reports/d24-comment-review-action-items.md`):**</w:t>
       </w:r>
     </w:p>
     <w:p>
@@ -24043,22 +24057,8 @@
       </w:pPr>
       <w:r>
         <w:rPr>
-          <w:rFonts w:ascii="Arial" w:cs="Arial" w:eastAsia="Arial" w:hAnsi="Arial"/>
-          <w:b w:val="0"/>
-          <w:bCs w:val="0"/>
-          <w:i w:val="0"/>
-          <w:iCs w:val="0"/>
-          <w:smallCaps w:val="0"/>
-          <w:strike w:val="0"/>
-          <w:color w:val="000000"/>
-          <w:sz w:val="22"/>
-          <w:szCs w:val="22"/>
-          <w:u w:val="none"/>
-          <w:shd w:fill="auto" w:val="clear"/>
-          <w:vertAlign w:val="baseline"/>
-          <w:rtl w:val="0"/>
-        </w:rPr>
-        <w:t xml:space="preserve">- Adicionar: Turquia, Rússia (com footnote — contested), Israel, Taiwan (contested)</w:t>
+          <w:rtl w:val="0"/>
+        </w:rPr>
       </w:r>
     </w:p>
     <w:p>
@@ -24096,22 +24096,22 @@
       </w:pPr>
       <w:r>
         <w:rPr>
-          <w:rFonts w:ascii="Arial Unicode MS" w:cs="Arial Unicode MS" w:eastAsia="Arial Unicode MS" w:hAnsi="Arial Unicode MS"/>
-          <w:b w:val="0"/>
-          <w:bCs w:val="0"/>
-          <w:i w:val="0"/>
-          <w:iCs w:val="0"/>
-          <w:smallCaps w:val="0"/>
-          <w:strike w:val="0"/>
-          <w:color w:val="000000"/>
-          <w:sz w:val="22"/>
-          <w:szCs w:val="22"/>
-          <w:u w:val="none"/>
-          <w:shd w:fill="auto" w:val="clear"/>
-          <w:vertAlign w:val="baseline"/>
-          <w:rtl w:val="0"/>
-        </w:rPr>
-        <w:t xml:space="preserve">3. **Remover** "European Union" e "Council of Europe" da lista Global North → reclassificar como "International" (consistente com o sistema sixfold)</w:t>
+          <w:rFonts w:ascii="Arial" w:cs="Arial" w:eastAsia="Arial" w:hAnsi="Arial"/>
+          <w:b w:val="0"/>
+          <w:bCs w:val="0"/>
+          <w:i w:val="0"/>
+          <w:iCs w:val="0"/>
+          <w:smallCaps w:val="0"/>
+          <w:strike w:val="0"/>
+          <w:color w:val="000000"/>
+          <w:sz w:val="22"/>
+          <w:szCs w:val="22"/>
+          <w:u w:val="none"/>
+          <w:shd w:fill="auto" w:val="clear"/>
+          <w:vertAlign w:val="baseline"/>
+          <w:rtl w:val="0"/>
+        </w:rPr>
+        <w:t xml:space="preserve">1. **Unificar** em uma única fonte em `config.py`, importar em todos os locais</w:t>
       </w:r>
     </w:p>
     <w:p>
@@ -24164,7 +24164,7 @@
           <w:vertAlign w:val="baseline"/>
           <w:rtl w:val="0"/>
         </w:rPr>
-        <w:t xml:space="preserve">4. **Manter** estados do Golfo (UAE, Arábia Saudita, Qatar) como Global South — unânime em todas as fontes</w:t>
+        <w:t xml:space="preserve">2. **Expandir** de 26 para ~44 países:</w:t>
       </w:r>
     </w:p>
     <w:p>
@@ -24202,8 +24202,22 @@
       </w:pPr>
       <w:r>
         <w:rPr>
-          <w:rtl w:val="0"/>
-        </w:rPr>
+          <w:rFonts w:ascii="Arial" w:cs="Arial" w:eastAsia="Arial" w:hAnsi="Arial"/>
+          <w:b w:val="0"/>
+          <w:bCs w:val="0"/>
+          <w:i w:val="0"/>
+          <w:iCs w:val="0"/>
+          <w:smallCaps w:val="0"/>
+          <w:strike w:val="0"/>
+          <w:color w:val="000000"/>
+          <w:sz w:val="22"/>
+          <w:szCs w:val="22"/>
+          <w:u w:val="none"/>
+          <w:shd w:fill="auto" w:val="clear"/>
+          <w:vertAlign w:val="baseline"/>
+          <w:rtl w:val="0"/>
+        </w:rPr>
+        <w:t xml:space="preserve">- Adicionar 14 estados-membros da UE faltantes: Polônia, Rep. Tcheca, Hungria, Romênia, Bulgária, Croácia, Eslováquia, Eslovênia, Estônia, Letônia, Lituânia, Luxemburgo, Malta, Chipre</w:t>
       </w:r>
     </w:p>
     <w:p>
@@ -24256,11 +24270,9 @@
           <w:vertAlign w:val="baseline"/>
           <w:rtl w:val="0"/>
         </w:rPr>
-        <w:t xml:space="preserve">Fontes consultadas: UNCTAD geographic definition, UN WESP 37 developed economies, Setzer &amp; Higham Global Trends reports (LSE), Tigre/Sabin Center Global South mapping (2024), UNEP Global Climate Litigation Report (2025), Britannica, World Population Review.</w:t>
-      </w:r>
-    </w:p>
-  </w:comment>
-  <w:comment w:author="Gustavo Rodriguez" w:id="1" w:date="2026-03-27T18:52:51Z">
+        <w:t xml:space="preserve">- Adicionar: Turquia, Rússia (com footnote — contested), Israel, Taiwan (contested)</w:t>
+      </w:r>
+    </w:p>
     <w:p>
       <w:pPr>
         <w:keepNext w:val="0"/>
@@ -24296,26 +24308,24 @@
       </w:pPr>
       <w:r>
         <w:rPr>
-          <w:rFonts w:ascii="Arial" w:cs="Arial" w:eastAsia="Arial" w:hAnsi="Arial"/>
-          <w:b w:val="0"/>
-          <w:bCs w:val="0"/>
-          <w:i w:val="0"/>
-          <w:iCs w:val="0"/>
-          <w:smallCaps w:val="0"/>
-          <w:strike w:val="0"/>
-          <w:color w:val="000000"/>
-          <w:sz w:val="22"/>
-          <w:szCs w:val="22"/>
-          <w:u w:val="none"/>
-          <w:shd w:fill="auto" w:val="clear"/>
-          <w:vertAlign w:val="baseline"/>
-          <w:rtl w:val="0"/>
-        </w:rPr>
-        <w:t xml:space="preserve">Aqui o critério - acho que o processamento de chunks recupera esses documentos. Se nao, tem que mudar essa regra</w:t>
-      </w:r>
-    </w:p>
-  </w:comment>
-  <w:comment w:author="Gustavo Rodriguez" w:id="2" w:date="2026-03-27T18:53:34Z">
+          <w:rFonts w:ascii="Arial Unicode MS" w:cs="Arial Unicode MS" w:eastAsia="Arial Unicode MS" w:hAnsi="Arial Unicode MS"/>
+          <w:b w:val="0"/>
+          <w:bCs w:val="0"/>
+          <w:i w:val="0"/>
+          <w:iCs w:val="0"/>
+          <w:smallCaps w:val="0"/>
+          <w:strike w:val="0"/>
+          <w:color w:val="000000"/>
+          <w:sz w:val="22"/>
+          <w:szCs w:val="22"/>
+          <w:u w:val="none"/>
+          <w:shd w:fill="auto" w:val="clear"/>
+          <w:vertAlign w:val="baseline"/>
+          <w:rtl w:val="0"/>
+        </w:rPr>
+        <w:t xml:space="preserve">3. **Remover** "European Union" e "Council of Europe" da lista Global North → reclassificar como "International" (consistente com o sistema sixfold)</w:t>
+      </w:r>
+    </w:p>
     <w:p>
       <w:pPr>
         <w:keepNext w:val="0"/>
@@ -24366,11 +24376,9 @@
           <w:vertAlign w:val="baseline"/>
           <w:rtl w:val="0"/>
         </w:rPr>
-        <w:t xml:space="preserve">Pergunta desnecessária - se houver documentos mto grandes, eles têm que ser processados, a menos que sejam garbled</w:t>
-      </w:r>
-    </w:p>
-  </w:comment>
-  <w:comment w:author="Lucas Biasetton" w:id="3" w:date="2026-03-30T14:22:38Z">
+        <w:t xml:space="preserve">4. **Manter** estados do Golfo (UAE, Arábia Saudita, Qatar) como Global South — unânime em todas as fontes</w:t>
+      </w:r>
+    </w:p>
     <w:p>
       <w:pPr>
         <w:keepNext w:val="0"/>
@@ -24406,26 +24414,10 @@
       </w:pPr>
       <w:r>
         <w:rPr>
-          <w:rFonts w:ascii="Arial" w:cs="Arial" w:eastAsia="Arial" w:hAnsi="Arial"/>
-          <w:b w:val="0"/>
-          <w:bCs w:val="0"/>
-          <w:i w:val="0"/>
-          <w:iCs w:val="0"/>
-          <w:smallCaps w:val="0"/>
-          <w:strike w:val="0"/>
-          <w:color w:val="000000"/>
-          <w:sz w:val="22"/>
-          <w:szCs w:val="22"/>
-          <w:u w:val="none"/>
-          <w:shd w:fill="auto" w:val="clear"/>
-          <w:vertAlign w:val="baseline"/>
-          <w:rtl w:val="0"/>
-        </w:rPr>
-        <w:t xml:space="preserve">De acordo</w:t>
-      </w:r>
-    </w:p>
-  </w:comment>
-  <w:comment w:author="Lucas Biasetton" w:id="21" w:date="2026-03-30T14:43:02Z">
+          <w:rtl w:val="0"/>
+        </w:rPr>
+      </w:r>
+    </w:p>
     <w:p>
       <w:pPr>
         <w:keepNext w:val="0"/>
@@ -24476,9 +24468,11 @@
           <w:vertAlign w:val="baseline"/>
           <w:rtl w:val="0"/>
         </w:rPr>
-        <w:t xml:space="preserve">Um artigo do TEL (Nollkaemper) usou uma categoria de "Avoid, Allign or Contest" para classificar como as cortes responderam a utilização de international climate law. Acho que seria legal esse critério aqui - teríamos uma base acadêmica para a divisão.</w:t>
-      </w:r>
-    </w:p>
+        <w:t xml:space="preserve">Fontes consultadas: UNCTAD geographic definition, UN WESP 37 developed economies, Setzer &amp; Higham Global Trends reports (LSE), Tigre/Sabin Center Global South mapping (2024), UNEP Global Climate Litigation Report (2025), Britannica, World Population Review.</w:t>
+      </w:r>
+    </w:p>
+  </w:comment>
+  <w:comment w:author="Gustavo Rodriguez" w:id="1" w:date="2026-03-27T18:52:51Z">
     <w:p>
       <w:pPr>
         <w:keepNext w:val="0"/>
@@ -24514,10 +24508,26 @@
       </w:pPr>
       <w:r>
         <w:rPr>
-          <w:rtl w:val="0"/>
-        </w:rPr>
-      </w:r>
-    </w:p>
+          <w:rFonts w:ascii="Arial" w:cs="Arial" w:eastAsia="Arial" w:hAnsi="Arial"/>
+          <w:b w:val="0"/>
+          <w:bCs w:val="0"/>
+          <w:i w:val="0"/>
+          <w:iCs w:val="0"/>
+          <w:smallCaps w:val="0"/>
+          <w:strike w:val="0"/>
+          <w:color w:val="000000"/>
+          <w:sz w:val="22"/>
+          <w:szCs w:val="22"/>
+          <w:u w:val="none"/>
+          <w:shd w:fill="auto" w:val="clear"/>
+          <w:vertAlign w:val="baseline"/>
+          <w:rtl w:val="0"/>
+        </w:rPr>
+        <w:t xml:space="preserve">Aqui o critério - acho que o processamento de chunks recupera esses documentos. Se nao, tem que mudar essa regra</w:t>
+      </w:r>
+    </w:p>
+  </w:comment>
+  <w:comment w:author="Gustavo Rodriguez" w:id="2" w:date="2026-03-27T18:53:34Z">
     <w:p>
       <w:pPr>
         <w:keepNext w:val="0"/>
@@ -24568,11 +24578,11 @@
           <w:vertAlign w:val="baseline"/>
           <w:rtl w:val="0"/>
         </w:rPr>
-        <w:t xml:space="preserve">He examines 148 cases where plaintiffs invoked international climate law and classifies how national courts responded using a three-part typology: avoidance (treating claims as non-justiciable or political), alignment (interpreting domestic law in light of Paris-based benchmarks), and contestation (rejecting or reinterpreting international standards). The typology was originally developed by an ILA Study Group and adapted by Nollkaemper for the climate context.</w:t>
+        <w:t xml:space="preserve">Pergunta desnecessária - se houver documentos mto grandes, eles têm que ser processados, a menos que sejam garbled</w:t>
       </w:r>
     </w:p>
   </w:comment>
-  <w:comment w:author="Gustavo Rodriguez" w:id="22" w:date="2026-04-03T04:24:23Z">
+  <w:comment w:author="Lucas Biasetton" w:id="3" w:date="2026-03-30T14:22:38Z">
     <w:p>
       <w:pPr>
         <w:keepNext w:val="0"/>
@@ -24623,11 +24633,11 @@
           <w:vertAlign w:val="baseline"/>
           <w:rtl w:val="0"/>
         </w:rPr>
-        <w:t xml:space="preserve">Boa! Agreed 100% - vou referenciar esse artigo pro claude usar direito a definição</w:t>
+        <w:t xml:space="preserve">De acordo</w:t>
       </w:r>
     </w:p>
   </w:comment>
-  <w:comment w:author="Gustavo Rodriguez" w:id="23" w:date="2026-04-03T04:29:02Z">
+  <w:comment w:author="Lucas Biasetton" w:id="21" w:date="2026-03-30T14:43:02Z">
     <w:p>
       <w:pPr>
         <w:keepNext w:val="0"/>
@@ -24678,11 +24688,9 @@
           <w:vertAlign w:val="baseline"/>
           <w:rtl w:val="0"/>
         </w:rPr>
-        <w:t xml:space="preserve">@claude = pesquise esse artigo, faça download dele no nosso repositório, leia-o, processe seu conteúdo e salve uma síntese dele no repo (use o Plugin Summarizor) - então considere o que processo para adaptar as categorias de casos de uso funcionais.</w:t>
-      </w:r>
-    </w:p>
-  </w:comment>
-  <w:comment w:author="Gustavo Rodriguez" w:id="24" w:date="2026-04-03T04:50:55Z">
+        <w:t xml:space="preserve">Um artigo do TEL (Nollkaemper) usou uma categoria de "Avoid, Allign or Contest" para classificar como as cortes responderam a utilização de international climate law. Acho que seria legal esse critério aqui - teríamos uma base acadêmica para a divisão.</w:t>
+      </w:r>
+    </w:p>
     <w:p>
       <w:pPr>
         <w:keepNext w:val="0"/>
@@ -24718,26 +24726,10 @@
       </w:pPr>
       <w:r>
         <w:rPr>
-          <w:rFonts w:ascii="Arial" w:cs="Arial" w:eastAsia="Arial" w:hAnsi="Arial"/>
-          <w:b w:val="0"/>
-          <w:bCs w:val="0"/>
-          <w:i w:val="0"/>
-          <w:iCs w:val="0"/>
-          <w:smallCaps w:val="0"/>
-          <w:strike w:val="0"/>
-          <w:color w:val="000000"/>
-          <w:sz w:val="22"/>
-          <w:szCs w:val="22"/>
-          <w:u w:val="none"/>
-          <w:shd w:fill="auto" w:val="clear"/>
-          <w:vertAlign w:val="baseline"/>
-          <w:rtl w:val="0"/>
-        </w:rPr>
-        <w:t xml:space="preserve">Claude: [pesquisou],</w:t>
-      </w:r>
-    </w:p>
-  </w:comment>
-  <w:comment w:author="Gustavo Rodriguez" w:id="25" w:date="2026-04-03T05:01:35Z">
+          <w:rtl w:val="0"/>
+        </w:rPr>
+      </w:r>
+    </w:p>
     <w:p>
       <w:pPr>
         <w:keepNext w:val="0"/>
@@ -24788,9 +24780,11 @@
           <w:vertAlign w:val="baseline"/>
           <w:rtl w:val="0"/>
         </w:rPr>
-        <w:t xml:space="preserve">Artigo encontrado e sintetizado. Detalhes completos em: **`docs/reports/nollkaemper-avoid-align-contest-synthesis.md`**</w:t>
-      </w:r>
-    </w:p>
+        <w:t xml:space="preserve">He examines 148 cases where plaintiffs invoked international climate law and classifies how national courts responded using a three-part typology: avoidance (treating claims as non-justiciable or political), alignment (interpreting domestic law in light of Paris-based benchmarks), and contestation (rejecting or reinterpreting international standards). The typology was originally developed by an ILA Study Group and adapted by Nollkaemper for the climate context.</w:t>
+      </w:r>
+    </w:p>
+  </w:comment>
+  <w:comment w:author="Gustavo Rodriguez" w:id="22" w:date="2026-04-03T04:24:23Z">
     <w:p>
       <w:pPr>
         <w:keepNext w:val="0"/>
@@ -24826,10 +24820,26 @@
       </w:pPr>
       <w:r>
         <w:rPr>
-          <w:rtl w:val="0"/>
-        </w:rPr>
-      </w:r>
-    </w:p>
+          <w:rFonts w:ascii="Arial" w:cs="Arial" w:eastAsia="Arial" w:hAnsi="Arial"/>
+          <w:b w:val="0"/>
+          <w:bCs w:val="0"/>
+          <w:i w:val="0"/>
+          <w:iCs w:val="0"/>
+          <w:smallCaps w:val="0"/>
+          <w:strike w:val="0"/>
+          <w:color w:val="000000"/>
+          <w:sz w:val="22"/>
+          <w:szCs w:val="22"/>
+          <w:u w:val="none"/>
+          <w:shd w:fill="auto" w:val="clear"/>
+          <w:vertAlign w:val="baseline"/>
+          <w:rtl w:val="0"/>
+        </w:rPr>
+        <w:t xml:space="preserve">Boa! Agreed 100% - vou referenciar esse artigo pro claude usar direito a definição</w:t>
+      </w:r>
+    </w:p>
+  </w:comment>
+  <w:comment w:author="Gustavo Rodriguez" w:id="23" w:date="2026-04-03T04:29:02Z">
     <w:p>
       <w:pPr>
         <w:keepNext w:val="0"/>
@@ -24880,9 +24890,11 @@
           <w:vertAlign w:val="baseline"/>
           <w:rtl w:val="0"/>
         </w:rPr>
-        <w:t xml:space="preserve">**Citação:** Andre Nollkaemper, "Avoid, Align or Contest? An Examination of National Courts' Postures in International Climate Law Litigation," *Transnational Environmental Law*, Vol. 14(3), Nov 2025, pp. 469-499. DOI: 10.1017/S2047102525100058. Open Access.</w:t>
-      </w:r>
-    </w:p>
+        <w:t xml:space="preserve">@claude = pesquise esse artigo, faça download dele no nosso repositório, leia-o, processe seu conteúdo e salve uma síntese dele no repo (use o Plugin Summarizor) - então considere o que processo para adaptar as categorias de casos de uso funcionais.</w:t>
+      </w:r>
+    </w:p>
+  </w:comment>
+  <w:comment w:author="Gustavo Rodriguez" w:id="24" w:date="2026-04-03T04:50:55Z">
     <w:p>
       <w:pPr>
         <w:keepNext w:val="0"/>
@@ -24918,10 +24930,26 @@
       </w:pPr>
       <w:r>
         <w:rPr>
-          <w:rtl w:val="0"/>
-        </w:rPr>
-      </w:r>
-    </w:p>
+          <w:rFonts w:ascii="Arial" w:cs="Arial" w:eastAsia="Arial" w:hAnsi="Arial"/>
+          <w:b w:val="0"/>
+          <w:bCs w:val="0"/>
+          <w:i w:val="0"/>
+          <w:iCs w:val="0"/>
+          <w:smallCaps w:val="0"/>
+          <w:strike w:val="0"/>
+          <w:color w:val="000000"/>
+          <w:sz w:val="22"/>
+          <w:szCs w:val="22"/>
+          <w:u w:val="none"/>
+          <w:shd w:fill="auto" w:val="clear"/>
+          <w:vertAlign w:val="baseline"/>
+          <w:rtl w:val="0"/>
+        </w:rPr>
+        <w:t xml:space="preserve">Claude: [pesquisou],</w:t>
+      </w:r>
+    </w:p>
+  </w:comment>
+  <w:comment w:author="Gustavo Rodriguez" w:id="25" w:date="2026-04-03T05:01:35Z">
     <w:p>
       <w:pPr>
         <w:keepNext w:val="0"/>
@@ -24972,7 +25000,7 @@
           <w:vertAlign w:val="baseline"/>
           <w:rtl w:val="0"/>
         </w:rPr>
-        <w:t xml:space="preserve">**Tipologia (adaptada do ILA Study Group 2011-2016):**</w:t>
+        <w:t xml:space="preserve">Artigo encontrado e sintetizado. Detalhes completos em: **`docs/reports/nollkaemper-avoid-align-contest-synthesis.md`**</w:t>
       </w:r>
     </w:p>
     <w:p>
@@ -25064,7 +25092,7 @@
           <w:vertAlign w:val="baseline"/>
           <w:rtl w:val="0"/>
         </w:rPr>
-        <w:t xml:space="preserve">- **AVOIDANCE:** Corte evita a questão de direito internacional climático (não-justiciabilidade, falta de standing, separação de poderes)</w:t>
+        <w:t xml:space="preserve">**Citação:** Andre Nollkaemper, "Avoid, Align or Contest? An Examination of National Courts' Postures in International Climate Law Litigation," *Transnational Environmental Law*, Vol. 14(3), Nov 2025, pp. 469-499. DOI: 10.1017/S2047102525100058. Open Access.</w:t>
       </w:r>
     </w:p>
     <w:p>
@@ -25102,22 +25130,8 @@
       </w:pPr>
       <w:r>
         <w:rPr>
-          <w:rFonts w:ascii="Arial" w:cs="Arial" w:eastAsia="Arial" w:hAnsi="Arial"/>
-          <w:b w:val="0"/>
-          <w:bCs w:val="0"/>
-          <w:i w:val="0"/>
-          <w:iCs w:val="0"/>
-          <w:smallCaps w:val="0"/>
-          <w:strike w:val="0"/>
-          <w:color w:val="000000"/>
-          <w:sz w:val="22"/>
-          <w:szCs w:val="22"/>
-          <w:u w:val="none"/>
-          <w:shd w:fill="auto" w:val="clear"/>
-          <w:vertAlign w:val="baseline"/>
-          <w:rtl w:val="0"/>
-        </w:rPr>
-        <w:t xml:space="preserve">- **ALIGNMENT:** Corte interpreta direito doméstico à luz do direito internacional climático (fair weather alignment, consubstantial alignment via direitos humanos/Paris Agreement, overriding alignment)</w:t>
+          <w:rtl w:val="0"/>
+        </w:rPr>
       </w:r>
     </w:p>
     <w:p>
@@ -25170,7 +25184,7 @@
           <w:vertAlign w:val="baseline"/>
           <w:rtl w:val="0"/>
         </w:rPr>
-        <w:t xml:space="preserve">- **CONTESTATION:** Corte engaja com o direito internacional mas rejeita ou reinterpreta (ex: Shell v Milieudefensie 2024)</w:t>
+        <w:t xml:space="preserve">**Tipologia (adaptada do ILA Study Group 2011-2016):**</w:t>
       </w:r>
     </w:p>
     <w:p>
@@ -25262,7 +25276,7 @@
           <w:vertAlign w:val="baseline"/>
           <w:rtl w:val="0"/>
         </w:rPr>
-        <w:t xml:space="preserve">Dataset: 148 casos, 109 com julgamento, avoidance é a postura dominante.</w:t>
+        <w:t xml:space="preserve">- **AVOIDANCE:** Corte evita a questão de direito internacional climático (não-justiciabilidade, falta de standing, separação de poderes)</w:t>
       </w:r>
     </w:p>
     <w:p>
@@ -25300,8 +25314,22 @@
       </w:pPr>
       <w:r>
         <w:rPr>
-          <w:rtl w:val="0"/>
-        </w:rPr>
+          <w:rFonts w:ascii="Arial" w:cs="Arial" w:eastAsia="Arial" w:hAnsi="Arial"/>
+          <w:b w:val="0"/>
+          <w:bCs w:val="0"/>
+          <w:i w:val="0"/>
+          <w:iCs w:val="0"/>
+          <w:smallCaps w:val="0"/>
+          <w:strike w:val="0"/>
+          <w:color w:val="000000"/>
+          <w:sz w:val="22"/>
+          <w:szCs w:val="22"/>
+          <w:u w:val="none"/>
+          <w:shd w:fill="auto" w:val="clear"/>
+          <w:vertAlign w:val="baseline"/>
+          <w:rtl w:val="0"/>
+        </w:rPr>
+        <w:t xml:space="preserve">- **ALIGNMENT:** Corte interpreta direito doméstico à luz do direito internacional climático (fair weather alignment, consubstantial alignment via direitos humanos/Paris Agreement, overriding alignment)</w:t>
       </w:r>
     </w:p>
     <w:p>
@@ -25354,7 +25382,7 @@
           <w:vertAlign w:val="baseline"/>
           <w:rtl w:val="0"/>
         </w:rPr>
-        <w:t xml:space="preserve">**Proposta de adaptação para Phase 2B (nível da citação, não do caso):**</w:t>
+        <w:t xml:space="preserve">- **CONTESTATION:** Corte engaja com o direito internacional mas rejeita ou reinterpreta (ex: Shell v Milieudefensie 2024)</w:t>
       </w:r>
     </w:p>
     <w:p>
@@ -25446,7 +25474,7 @@
           <w:vertAlign w:val="baseline"/>
           <w:rtl w:val="0"/>
         </w:rPr>
-        <w:t xml:space="preserve">| Categoria Atual | Proposta | Paralelo Nollkaemper | Definição |</w:t>
+        <w:t xml:space="preserve">Dataset: 148 casos, 109 com julgamento, avoidance é a postura dominante.</w:t>
       </w:r>
     </w:p>
     <w:p>
@@ -25484,22 +25512,8 @@
       </w:pPr>
       <w:r>
         <w:rPr>
-          <w:rFonts w:ascii="Arial" w:cs="Arial" w:eastAsia="Arial" w:hAnsi="Arial"/>
-          <w:b w:val="0"/>
-          <w:bCs w:val="0"/>
-          <w:i w:val="0"/>
-          <w:iCs w:val="0"/>
-          <w:smallCaps w:val="0"/>
-          <w:strike w:val="0"/>
-          <w:color w:val="000000"/>
-          <w:sz w:val="22"/>
-          <w:szCs w:val="22"/>
-          <w:u w:val="none"/>
-          <w:shd w:fill="auto" w:val="clear"/>
-          <w:vertAlign w:val="baseline"/>
-          <w:rtl w:val="0"/>
-        </w:rPr>
-        <w:t xml:space="preserve">| --- | --- | --- | --- |</w:t>
+          <w:rtl w:val="0"/>
+        </w:rPr>
       </w:r>
     </w:p>
     <w:p>
@@ -25552,7 +25566,7 @@
           <w:vertAlign w:val="baseline"/>
           <w:rtl w:val="0"/>
         </w:rPr>
-        <w:t xml:space="preserve">A = `parties_argument` | `invoked` | (pré-postura) | Citação relatada como argumento de parte |</w:t>
+        <w:t xml:space="preserve">**Proposta de adaptação para Phase 2B (nível da citação, não do caso):**</w:t>
       </w:r>
     </w:p>
     <w:p>
@@ -25590,22 +25604,8 @@
       </w:pPr>
       <w:r>
         <w:rPr>
-          <w:rFonts w:ascii="Arial" w:cs="Arial" w:eastAsia="Arial" w:hAnsi="Arial"/>
-          <w:b w:val="0"/>
-          <w:bCs w:val="0"/>
-          <w:i w:val="0"/>
-          <w:iCs w:val="0"/>
-          <w:smallCaps w:val="0"/>
-          <w:strike w:val="0"/>
-          <w:color w:val="000000"/>
-          <w:sz w:val="22"/>
-          <w:szCs w:val="22"/>
-          <w:u w:val="none"/>
-          <w:shd w:fill="auto" w:val="clear"/>
-          <w:vertAlign w:val="baseline"/>
-          <w:rtl w:val="0"/>
-        </w:rPr>
-        <w:t xml:space="preserve">B = `dismissed` | `contested` | Contestation | Corte engaja mas rejeita/distingue a citação |</w:t>
+          <w:rtl w:val="0"/>
+        </w:rPr>
       </w:r>
     </w:p>
     <w:p>
@@ -25658,7 +25658,7 @@
           <w:vertAlign w:val="baseline"/>
           <w:rtl w:val="0"/>
         </w:rPr>
-        <w:t xml:space="preserve">C = `contributed` | `aligned` | Alignment | Citação suporta o raciocínio da corte |</w:t>
+        <w:t xml:space="preserve">| Categoria Atual | Proposta | Paralelo Nollkaemper | Definição |</w:t>
       </w:r>
     </w:p>
     <w:p>
@@ -25711,7 +25711,7 @@
           <w:vertAlign w:val="baseline"/>
           <w:rtl w:val="0"/>
         </w:rPr>
-        <w:t xml:space="preserve">D =*(nova)* | `avoided` | Avoidance | Citação mencionada mas corte declina engajamento substantivo |</w:t>
+        <w:t xml:space="preserve">| --- | --- | --- | --- |</w:t>
       </w:r>
     </w:p>
     <w:p>
@@ -25749,8 +25749,22 @@
       </w:pPr>
       <w:r>
         <w:rPr>
-          <w:rtl w:val="0"/>
-        </w:rPr>
+          <w:rFonts w:ascii="Arial" w:cs="Arial" w:eastAsia="Arial" w:hAnsi="Arial"/>
+          <w:b w:val="0"/>
+          <w:bCs w:val="0"/>
+          <w:i w:val="0"/>
+          <w:iCs w:val="0"/>
+          <w:smallCaps w:val="0"/>
+          <w:strike w:val="0"/>
+          <w:color w:val="000000"/>
+          <w:sz w:val="22"/>
+          <w:szCs w:val="22"/>
+          <w:u w:val="none"/>
+          <w:shd w:fill="auto" w:val="clear"/>
+          <w:vertAlign w:val="baseline"/>
+          <w:rtl w:val="0"/>
+        </w:rPr>
+        <w:t xml:space="preserve">A = `parties_argument` | `invoked` | (pré-postura) | Citação relatada como argumento de parte |</w:t>
       </w:r>
     </w:p>
     <w:p>
@@ -25788,22 +25802,22 @@
       </w:pPr>
       <w:r>
         <w:rPr>
-          <w:rFonts w:ascii="Arial Unicode MS" w:cs="Arial Unicode MS" w:eastAsia="Arial Unicode MS" w:hAnsi="Arial Unicode MS"/>
-          <w:b w:val="0"/>
-          <w:bCs w:val="0"/>
-          <w:i w:val="0"/>
-          <w:iCs w:val="0"/>
-          <w:smallCaps w:val="0"/>
-          <w:strike w:val="0"/>
-          <w:color w:val="000000"/>
-          <w:sz w:val="22"/>
-          <w:szCs w:val="22"/>
-          <w:u w:val="none"/>
-          <w:shd w:fill="auto" w:val="clear"/>
-          <w:vertAlign w:val="baseline"/>
-          <w:rtl w:val="0"/>
-        </w:rPr>
-        <w:t xml:space="preserve">Isso dá base acadêmica publicada (ILA Study Group → Nollkaemper 2025, TEL) para nossas categorias, enquanto preserva a granularidade citation-level que o pipeline precisa.</w:t>
+          <w:rFonts w:ascii="Arial" w:cs="Arial" w:eastAsia="Arial" w:hAnsi="Arial"/>
+          <w:b w:val="0"/>
+          <w:bCs w:val="0"/>
+          <w:i w:val="0"/>
+          <w:iCs w:val="0"/>
+          <w:smallCaps w:val="0"/>
+          <w:strike w:val="0"/>
+          <w:color w:val="000000"/>
+          <w:sz w:val="22"/>
+          <w:szCs w:val="22"/>
+          <w:u w:val="none"/>
+          <w:shd w:fill="auto" w:val="clear"/>
+          <w:vertAlign w:val="baseline"/>
+          <w:rtl w:val="0"/>
+        </w:rPr>
+        <w:t xml:space="preserve">B = `dismissed` | `contested` | Contestation | Corte engaja mas rejeita/distingue a citação |</w:t>
       </w:r>
     </w:p>
     <w:p>
@@ -25841,8 +25855,22 @@
       </w:pPr>
       <w:r>
         <w:rPr>
-          <w:rtl w:val="0"/>
-        </w:rPr>
+          <w:rFonts w:ascii="Arial" w:cs="Arial" w:eastAsia="Arial" w:hAnsi="Arial"/>
+          <w:b w:val="0"/>
+          <w:bCs w:val="0"/>
+          <w:i w:val="0"/>
+          <w:iCs w:val="0"/>
+          <w:smallCaps w:val="0"/>
+          <w:strike w:val="0"/>
+          <w:color w:val="000000"/>
+          <w:sz w:val="22"/>
+          <w:szCs w:val="22"/>
+          <w:u w:val="none"/>
+          <w:shd w:fill="auto" w:val="clear"/>
+          <w:vertAlign w:val="baseline"/>
+          <w:rtl w:val="0"/>
+        </w:rPr>
+        <w:t xml:space="preserve">C = `contributed` | `aligned` | Alignment | Citação suporta o raciocínio da corte |</w:t>
       </w:r>
     </w:p>
     <w:p>
@@ -25895,11 +25923,9 @@
           <w:vertAlign w:val="baseline"/>
           <w:rtl w:val="0"/>
         </w:rPr>
-        <w:t xml:space="preserve">Obs: não consegui fazer download do PDF diretamente pro repositório (paywall/acesso institucional), mas a síntese completa está salva no repo.</w:t>
-      </w:r>
-    </w:p>
-  </w:comment>
-  <w:comment w:author="Lucas Biasetton" w:id="26" w:date="2026-03-30T14:43:02Z">
+        <w:t xml:space="preserve">D =*(nova)* | `avoided` | Avoidance | Citação mencionada mas corte declina engajamento substantivo |</w:t>
+      </w:r>
+    </w:p>
     <w:p>
       <w:pPr>
         <w:keepNext w:val="0"/>
@@ -25935,22 +25961,8 @@
       </w:pPr>
       <w:r>
         <w:rPr>
-          <w:rFonts w:ascii="Arial" w:cs="Arial" w:eastAsia="Arial" w:hAnsi="Arial"/>
-          <w:b w:val="0"/>
-          <w:bCs w:val="0"/>
-          <w:i w:val="0"/>
-          <w:iCs w:val="0"/>
-          <w:smallCaps w:val="0"/>
-          <w:strike w:val="0"/>
-          <w:color w:val="000000"/>
-          <w:sz w:val="22"/>
-          <w:szCs w:val="22"/>
-          <w:u w:val="none"/>
-          <w:shd w:fill="auto" w:val="clear"/>
-          <w:vertAlign w:val="baseline"/>
-          <w:rtl w:val="0"/>
-        </w:rPr>
-        <w:t xml:space="preserve">Um artigo do TEL (Nollkaemper) usou uma categoria de "Avoid, Allign or Contest" para classificar como as cortes responderam a utilização de international climate law. Acho que seria legal esse critério aqui - teríamos uma base acadêmica para a divisão.</w:t>
+          <w:rtl w:val="0"/>
+        </w:rPr>
       </w:r>
     </w:p>
     <w:p>
@@ -25988,8 +26000,22 @@
       </w:pPr>
       <w:r>
         <w:rPr>
-          <w:rtl w:val="0"/>
-        </w:rPr>
+          <w:rFonts w:ascii="Arial Unicode MS" w:cs="Arial Unicode MS" w:eastAsia="Arial Unicode MS" w:hAnsi="Arial Unicode MS"/>
+          <w:b w:val="0"/>
+          <w:bCs w:val="0"/>
+          <w:i w:val="0"/>
+          <w:iCs w:val="0"/>
+          <w:smallCaps w:val="0"/>
+          <w:strike w:val="0"/>
+          <w:color w:val="000000"/>
+          <w:sz w:val="22"/>
+          <w:szCs w:val="22"/>
+          <w:u w:val="none"/>
+          <w:shd w:fill="auto" w:val="clear"/>
+          <w:vertAlign w:val="baseline"/>
+          <w:rtl w:val="0"/>
+        </w:rPr>
+        <w:t xml:space="preserve">Isso dá base acadêmica publicada (ILA Study Group → Nollkaemper 2025, TEL) para nossas categorias, enquanto preserva a granularidade citation-level que o pipeline precisa.</w:t>
       </w:r>
     </w:p>
     <w:p>
@@ -26027,26 +26053,10 @@
       </w:pPr>
       <w:r>
         <w:rPr>
-          <w:rFonts w:ascii="Arial" w:cs="Arial" w:eastAsia="Arial" w:hAnsi="Arial"/>
-          <w:b w:val="0"/>
-          <w:bCs w:val="0"/>
-          <w:i w:val="0"/>
-          <w:iCs w:val="0"/>
-          <w:smallCaps w:val="0"/>
-          <w:strike w:val="0"/>
-          <w:color w:val="000000"/>
-          <w:sz w:val="22"/>
-          <w:szCs w:val="22"/>
-          <w:u w:val="none"/>
-          <w:shd w:fill="auto" w:val="clear"/>
-          <w:vertAlign w:val="baseline"/>
-          <w:rtl w:val="0"/>
-        </w:rPr>
-        <w:t xml:space="preserve">He examines 148 cases where plaintiffs invoked international climate law and classifies how national courts responded using a three-part typology: avoidance (treating claims as non-justiciable or political), alignment (interpreting domestic law in light of Paris-based benchmarks), and contestation (rejecting or reinterpreting international standards). The typology was originally developed by an ILA Study Group and adapted by Nollkaemper for the climate context.</w:t>
-      </w:r>
-    </w:p>
-  </w:comment>
-  <w:comment w:author="Gustavo Rodriguez" w:id="27" w:date="2026-04-03T04:24:23Z">
+          <w:rtl w:val="0"/>
+        </w:rPr>
+      </w:r>
+    </w:p>
     <w:p>
       <w:pPr>
         <w:keepNext w:val="0"/>
@@ -26097,11 +26107,9 @@
           <w:vertAlign w:val="baseline"/>
           <w:rtl w:val="0"/>
         </w:rPr>
-        <w:t xml:space="preserve">Boa! Agreed 100% - vou referenciar esse artigo pro claude usar direito a definição</w:t>
-      </w:r>
-    </w:p>
-  </w:comment>
-  <w:comment w:author="Gustavo Rodriguez" w:id="28" w:date="2026-04-03T04:29:02Z">
+        <w:t xml:space="preserve">Obs: não consegui fazer download do PDF diretamente pro repositório (paywall/acesso institucional), mas a síntese completa está salva no repo.</w:t>
+      </w:r>
+    </w:p>
     <w:p>
       <w:pPr>
         <w:keepNext w:val="0"/>
@@ -26152,11 +26160,9 @@
           <w:vertAlign w:val="baseline"/>
           <w:rtl w:val="0"/>
         </w:rPr>
-        <w:t xml:space="preserve">@claude = pesquise esse artigo, faça download dele no nosso repositório, leia-o, processe seu conteúdo e salve uma síntese dele no repo (use o Plugin Summarizor) - então considere o que processo para adaptar as categorias de casos de uso funcionais.</w:t>
-      </w:r>
-    </w:p>
-  </w:comment>
-  <w:comment w:author="Gustavo Rodriguez" w:id="29" w:date="2026-04-03T04:50:55Z">
+        <w:t xml:space="preserve">1 total reaction</w:t>
+      </w:r>
+    </w:p>
     <w:p>
       <w:pPr>
         <w:keepNext w:val="0"/>
@@ -26207,11 +26213,11 @@
           <w:vertAlign w:val="baseline"/>
           <w:rtl w:val="0"/>
         </w:rPr>
-        <w:t xml:space="preserve">Claude: [pesquisou],</w:t>
+        <w:t xml:space="preserve">Lucas Biasetton reacted with 👍 at 2026-04-07 16:39 PM</w:t>
       </w:r>
     </w:p>
   </w:comment>
-  <w:comment w:author="Gustavo Rodriguez" w:id="30" w:date="2026-04-03T05:01:35Z">
+  <w:comment w:author="Lucas Biasetton" w:id="26" w:date="2026-03-30T14:43:02Z">
     <w:p>
       <w:pPr>
         <w:keepNext w:val="0"/>
@@ -26262,7 +26268,7 @@
           <w:vertAlign w:val="baseline"/>
           <w:rtl w:val="0"/>
         </w:rPr>
-        <w:t xml:space="preserve">Artigo encontrado e sintetizado. Detalhes completos em: **`docs/reports/nollkaemper-avoid-align-contest-synthesis.md`**</w:t>
+        <w:t xml:space="preserve">Um artigo do TEL (Nollkaemper) usou uma categoria de "Avoid, Allign or Contest" para classificar como as cortes responderam a utilização de international climate law. Acho que seria legal esse critério aqui - teríamos uma base acadêmica para a divisão.</w:t>
       </w:r>
     </w:p>
     <w:p>
@@ -26354,9 +26360,11 @@
           <w:vertAlign w:val="baseline"/>
           <w:rtl w:val="0"/>
         </w:rPr>
-        <w:t xml:space="preserve">**Citação:** Andre Nollkaemper, "Avoid, Align or Contest? An Examination of National Courts' Postures in International Climate Law Litigation," *Transnational Environmental Law*, Vol. 14(3), Nov 2025, pp. 469-499. DOI: 10.1017/S2047102525100058. Open Access.</w:t>
-      </w:r>
-    </w:p>
+        <w:t xml:space="preserve">He examines 148 cases where plaintiffs invoked international climate law and classifies how national courts responded using a three-part typology: avoidance (treating claims as non-justiciable or political), alignment (interpreting domestic law in light of Paris-based benchmarks), and contestation (rejecting or reinterpreting international standards). The typology was originally developed by an ILA Study Group and adapted by Nollkaemper for the climate context.</w:t>
+      </w:r>
+    </w:p>
+  </w:comment>
+  <w:comment w:author="Gustavo Rodriguez" w:id="27" w:date="2026-04-03T04:24:23Z">
     <w:p>
       <w:pPr>
         <w:keepNext w:val="0"/>
@@ -26392,10 +26400,26 @@
       </w:pPr>
       <w:r>
         <w:rPr>
-          <w:rtl w:val="0"/>
-        </w:rPr>
-      </w:r>
-    </w:p>
+          <w:rFonts w:ascii="Arial" w:cs="Arial" w:eastAsia="Arial" w:hAnsi="Arial"/>
+          <w:b w:val="0"/>
+          <w:bCs w:val="0"/>
+          <w:i w:val="0"/>
+          <w:iCs w:val="0"/>
+          <w:smallCaps w:val="0"/>
+          <w:strike w:val="0"/>
+          <w:color w:val="000000"/>
+          <w:sz w:val="22"/>
+          <w:szCs w:val="22"/>
+          <w:u w:val="none"/>
+          <w:shd w:fill="auto" w:val="clear"/>
+          <w:vertAlign w:val="baseline"/>
+          <w:rtl w:val="0"/>
+        </w:rPr>
+        <w:t xml:space="preserve">Boa! Agreed 100% - vou referenciar esse artigo pro claude usar direito a definição</w:t>
+      </w:r>
+    </w:p>
+  </w:comment>
+  <w:comment w:author="Gustavo Rodriguez" w:id="28" w:date="2026-04-03T04:29:02Z">
     <w:p>
       <w:pPr>
         <w:keepNext w:val="0"/>
@@ -26446,9 +26470,11 @@
           <w:vertAlign w:val="baseline"/>
           <w:rtl w:val="0"/>
         </w:rPr>
-        <w:t xml:space="preserve">**Tipologia (adaptada do ILA Study Group 2011-2016):**</w:t>
-      </w:r>
-    </w:p>
+        <w:t xml:space="preserve">@claude = pesquise esse artigo, faça download dele no nosso repositório, leia-o, processe seu conteúdo e salve uma síntese dele no repo (use o Plugin Summarizor) - então considere o que processo para adaptar as categorias de casos de uso funcionais.</w:t>
+      </w:r>
+    </w:p>
+  </w:comment>
+  <w:comment w:author="Gustavo Rodriguez" w:id="29" w:date="2026-04-03T04:50:55Z">
     <w:p>
       <w:pPr>
         <w:keepNext w:val="0"/>
@@ -26484,10 +26510,26 @@
       </w:pPr>
       <w:r>
         <w:rPr>
-          <w:rtl w:val="0"/>
-        </w:rPr>
-      </w:r>
-    </w:p>
+          <w:rFonts w:ascii="Arial" w:cs="Arial" w:eastAsia="Arial" w:hAnsi="Arial"/>
+          <w:b w:val="0"/>
+          <w:bCs w:val="0"/>
+          <w:i w:val="0"/>
+          <w:iCs w:val="0"/>
+          <w:smallCaps w:val="0"/>
+          <w:strike w:val="0"/>
+          <w:color w:val="000000"/>
+          <w:sz w:val="22"/>
+          <w:szCs w:val="22"/>
+          <w:u w:val="none"/>
+          <w:shd w:fill="auto" w:val="clear"/>
+          <w:vertAlign w:val="baseline"/>
+          <w:rtl w:val="0"/>
+        </w:rPr>
+        <w:t xml:space="preserve">Claude: [pesquisou],</w:t>
+      </w:r>
+    </w:p>
+  </w:comment>
+  <w:comment w:author="Gustavo Rodriguez" w:id="30" w:date="2026-04-03T05:01:35Z">
     <w:p>
       <w:pPr>
         <w:keepNext w:val="0"/>
@@ -26538,7 +26580,7 @@
           <w:vertAlign w:val="baseline"/>
           <w:rtl w:val="0"/>
         </w:rPr>
-        <w:t xml:space="preserve">- **AVOIDANCE:** Corte evita a questão de direito internacional climático (não-justiciabilidade, falta de standing, separação de poderes)</w:t>
+        <w:t xml:space="preserve">Artigo encontrado e sintetizado. Detalhes completos em: **`docs/reports/nollkaemper-avoid-align-contest-synthesis.md`**</w:t>
       </w:r>
     </w:p>
     <w:p>
@@ -26576,22 +26618,8 @@
       </w:pPr>
       <w:r>
         <w:rPr>
-          <w:rFonts w:ascii="Arial" w:cs="Arial" w:eastAsia="Arial" w:hAnsi="Arial"/>
-          <w:b w:val="0"/>
-          <w:bCs w:val="0"/>
-          <w:i w:val="0"/>
-          <w:iCs w:val="0"/>
-          <w:smallCaps w:val="0"/>
-          <w:strike w:val="0"/>
-          <w:color w:val="000000"/>
-          <w:sz w:val="22"/>
-          <w:szCs w:val="22"/>
-          <w:u w:val="none"/>
-          <w:shd w:fill="auto" w:val="clear"/>
-          <w:vertAlign w:val="baseline"/>
-          <w:rtl w:val="0"/>
-        </w:rPr>
-        <w:t xml:space="preserve">- **ALIGNMENT:** Corte interpreta direito doméstico à luz do direito internacional climático (fair weather alignment, consubstantial alignment via direitos humanos/Paris Agreement, overriding alignment)</w:t>
+          <w:rtl w:val="0"/>
+        </w:rPr>
       </w:r>
     </w:p>
     <w:p>
@@ -26644,7 +26672,7 @@
           <w:vertAlign w:val="baseline"/>
           <w:rtl w:val="0"/>
         </w:rPr>
-        <w:t xml:space="preserve">- **CONTESTATION:** Corte engaja com o direito internacional mas rejeita ou reinterpreta (ex: Shell v Milieudefensie 2024)</w:t>
+        <w:t xml:space="preserve">**Citação:** Andre Nollkaemper, "Avoid, Align or Contest? An Examination of National Courts' Postures in International Climate Law Litigation," *Transnational Environmental Law*, Vol. 14(3), Nov 2025, pp. 469-499. DOI: 10.1017/S2047102525100058. Open Access.</w:t>
       </w:r>
     </w:p>
     <w:p>
@@ -26736,7 +26764,7 @@
           <w:vertAlign w:val="baseline"/>
           <w:rtl w:val="0"/>
         </w:rPr>
-        <w:t xml:space="preserve">Dataset: 148 casos, 109 com julgamento, avoidance é a postura dominante.</w:t>
+        <w:t xml:space="preserve">**Tipologia (adaptada do ILA Study Group 2011-2016):**</w:t>
       </w:r>
     </w:p>
     <w:p>
@@ -26828,7 +26856,7 @@
           <w:vertAlign w:val="baseline"/>
           <w:rtl w:val="0"/>
         </w:rPr>
-        <w:t xml:space="preserve">**Proposta de adaptação para Phase 2B (nível da citação, não do caso):**</w:t>
+        <w:t xml:space="preserve">- **AVOIDANCE:** Corte evita a questão de direito internacional climático (não-justiciabilidade, falta de standing, separação de poderes)</w:t>
       </w:r>
     </w:p>
     <w:p>
@@ -26866,8 +26894,22 @@
       </w:pPr>
       <w:r>
         <w:rPr>
-          <w:rtl w:val="0"/>
-        </w:rPr>
+          <w:rFonts w:ascii="Arial" w:cs="Arial" w:eastAsia="Arial" w:hAnsi="Arial"/>
+          <w:b w:val="0"/>
+          <w:bCs w:val="0"/>
+          <w:i w:val="0"/>
+          <w:iCs w:val="0"/>
+          <w:smallCaps w:val="0"/>
+          <w:strike w:val="0"/>
+          <w:color w:val="000000"/>
+          <w:sz w:val="22"/>
+          <w:szCs w:val="22"/>
+          <w:u w:val="none"/>
+          <w:shd w:fill="auto" w:val="clear"/>
+          <w:vertAlign w:val="baseline"/>
+          <w:rtl w:val="0"/>
+        </w:rPr>
+        <w:t xml:space="preserve">- **ALIGNMENT:** Corte interpreta direito doméstico à luz do direito internacional climático (fair weather alignment, consubstantial alignment via direitos humanos/Paris Agreement, overriding alignment)</w:t>
       </w:r>
     </w:p>
     <w:p>
@@ -26920,7 +26962,7 @@
           <w:vertAlign w:val="baseline"/>
           <w:rtl w:val="0"/>
         </w:rPr>
-        <w:t xml:space="preserve">| Categoria Atual | Proposta | Paralelo Nollkaemper | Definição |</w:t>
+        <w:t xml:space="preserve">- **CONTESTATION:** Corte engaja com o direito internacional mas rejeita ou reinterpreta (ex: Shell v Milieudefensie 2024)</w:t>
       </w:r>
     </w:p>
     <w:p>
@@ -26958,22 +27000,8 @@
       </w:pPr>
       <w:r>
         <w:rPr>
-          <w:rFonts w:ascii="Arial" w:cs="Arial" w:eastAsia="Arial" w:hAnsi="Arial"/>
-          <w:b w:val="0"/>
-          <w:bCs w:val="0"/>
-          <w:i w:val="0"/>
-          <w:iCs w:val="0"/>
-          <w:smallCaps w:val="0"/>
-          <w:strike w:val="0"/>
-          <w:color w:val="000000"/>
-          <w:sz w:val="22"/>
-          <w:szCs w:val="22"/>
-          <w:u w:val="none"/>
-          <w:shd w:fill="auto" w:val="clear"/>
-          <w:vertAlign w:val="baseline"/>
-          <w:rtl w:val="0"/>
-        </w:rPr>
-        <w:t xml:space="preserve">| --- | --- | --- | --- |</w:t>
+          <w:rtl w:val="0"/>
+        </w:rPr>
       </w:r>
     </w:p>
     <w:p>
@@ -27026,7 +27054,7 @@
           <w:vertAlign w:val="baseline"/>
           <w:rtl w:val="0"/>
         </w:rPr>
-        <w:t xml:space="preserve">A = `parties_argument` | `invoked` | (pré-postura) | Citação relatada como argumento de parte |</w:t>
+        <w:t xml:space="preserve">Dataset: 148 casos, 109 com julgamento, avoidance é a postura dominante.</w:t>
       </w:r>
     </w:p>
     <w:p>
@@ -27064,22 +27092,8 @@
       </w:pPr>
       <w:r>
         <w:rPr>
-          <w:rFonts w:ascii="Arial" w:cs="Arial" w:eastAsia="Arial" w:hAnsi="Arial"/>
-          <w:b w:val="0"/>
-          <w:bCs w:val="0"/>
-          <w:i w:val="0"/>
-          <w:iCs w:val="0"/>
-          <w:smallCaps w:val="0"/>
-          <w:strike w:val="0"/>
-          <w:color w:val="000000"/>
-          <w:sz w:val="22"/>
-          <w:szCs w:val="22"/>
-          <w:u w:val="none"/>
-          <w:shd w:fill="auto" w:val="clear"/>
-          <w:vertAlign w:val="baseline"/>
-          <w:rtl w:val="0"/>
-        </w:rPr>
-        <w:t xml:space="preserve">B = `dismissed` | `contested` | Contestation | Corte engaja mas rejeita/distingue a citação |</w:t>
+          <w:rtl w:val="0"/>
+        </w:rPr>
       </w:r>
     </w:p>
     <w:p>
@@ -27132,7 +27146,7 @@
           <w:vertAlign w:val="baseline"/>
           <w:rtl w:val="0"/>
         </w:rPr>
-        <w:t xml:space="preserve">C = `contributed` | `aligned` | Alignment | Citação suporta o raciocínio da corte |</w:t>
+        <w:t xml:space="preserve">**Proposta de adaptação para Phase 2B (nível da citação, não do caso):**</w:t>
       </w:r>
     </w:p>
     <w:p>
@@ -27170,22 +27184,8 @@
       </w:pPr>
       <w:r>
         <w:rPr>
-          <w:rFonts w:ascii="Arial" w:cs="Arial" w:eastAsia="Arial" w:hAnsi="Arial"/>
-          <w:b w:val="0"/>
-          <w:bCs w:val="0"/>
-          <w:i w:val="0"/>
-          <w:iCs w:val="0"/>
-          <w:smallCaps w:val="0"/>
-          <w:strike w:val="0"/>
-          <w:color w:val="000000"/>
-          <w:sz w:val="22"/>
-          <w:szCs w:val="22"/>
-          <w:u w:val="none"/>
-          <w:shd w:fill="auto" w:val="clear"/>
-          <w:vertAlign w:val="baseline"/>
-          <w:rtl w:val="0"/>
-        </w:rPr>
-        <w:t xml:space="preserve">D =*(nova)* | `avoided` | Avoidance | Citação mencionada mas corte declina engajamento substantivo |</w:t>
+          <w:rtl w:val="0"/>
+        </w:rPr>
       </w:r>
     </w:p>
     <w:p>
@@ -27223,8 +27223,22 @@
       </w:pPr>
       <w:r>
         <w:rPr>
-          <w:rtl w:val="0"/>
-        </w:rPr>
+          <w:rFonts w:ascii="Arial" w:cs="Arial" w:eastAsia="Arial" w:hAnsi="Arial"/>
+          <w:b w:val="0"/>
+          <w:bCs w:val="0"/>
+          <w:i w:val="0"/>
+          <w:iCs w:val="0"/>
+          <w:smallCaps w:val="0"/>
+          <w:strike w:val="0"/>
+          <w:color w:val="000000"/>
+          <w:sz w:val="22"/>
+          <w:szCs w:val="22"/>
+          <w:u w:val="none"/>
+          <w:shd w:fill="auto" w:val="clear"/>
+          <w:vertAlign w:val="baseline"/>
+          <w:rtl w:val="0"/>
+        </w:rPr>
+        <w:t xml:space="preserve">| Categoria Atual | Proposta | Paralelo Nollkaemper | Definição |</w:t>
       </w:r>
     </w:p>
     <w:p>
@@ -27262,22 +27276,22 @@
       </w:pPr>
       <w:r>
         <w:rPr>
-          <w:rFonts w:ascii="Arial Unicode MS" w:cs="Arial Unicode MS" w:eastAsia="Arial Unicode MS" w:hAnsi="Arial Unicode MS"/>
-          <w:b w:val="0"/>
-          <w:bCs w:val="0"/>
-          <w:i w:val="0"/>
-          <w:iCs w:val="0"/>
-          <w:smallCaps w:val="0"/>
-          <w:strike w:val="0"/>
-          <w:color w:val="000000"/>
-          <w:sz w:val="22"/>
-          <w:szCs w:val="22"/>
-          <w:u w:val="none"/>
-          <w:shd w:fill="auto" w:val="clear"/>
-          <w:vertAlign w:val="baseline"/>
-          <w:rtl w:val="0"/>
-        </w:rPr>
-        <w:t xml:space="preserve">Isso dá base acadêmica publicada (ILA Study Group → Nollkaemper 2025, TEL) para nossas categorias, enquanto preserva a granularidade citation-level que o pipeline precisa.</w:t>
+          <w:rFonts w:ascii="Arial" w:cs="Arial" w:eastAsia="Arial" w:hAnsi="Arial"/>
+          <w:b w:val="0"/>
+          <w:bCs w:val="0"/>
+          <w:i w:val="0"/>
+          <w:iCs w:val="0"/>
+          <w:smallCaps w:val="0"/>
+          <w:strike w:val="0"/>
+          <w:color w:val="000000"/>
+          <w:sz w:val="22"/>
+          <w:szCs w:val="22"/>
+          <w:u w:val="none"/>
+          <w:shd w:fill="auto" w:val="clear"/>
+          <w:vertAlign w:val="baseline"/>
+          <w:rtl w:val="0"/>
+        </w:rPr>
+        <w:t xml:space="preserve">| --- | --- | --- | --- |</w:t>
       </w:r>
     </w:p>
     <w:p>
@@ -27315,8 +27329,22 @@
       </w:pPr>
       <w:r>
         <w:rPr>
-          <w:rtl w:val="0"/>
-        </w:rPr>
+          <w:rFonts w:ascii="Arial" w:cs="Arial" w:eastAsia="Arial" w:hAnsi="Arial"/>
+          <w:b w:val="0"/>
+          <w:bCs w:val="0"/>
+          <w:i w:val="0"/>
+          <w:iCs w:val="0"/>
+          <w:smallCaps w:val="0"/>
+          <w:strike w:val="0"/>
+          <w:color w:val="000000"/>
+          <w:sz w:val="22"/>
+          <w:szCs w:val="22"/>
+          <w:u w:val="none"/>
+          <w:shd w:fill="auto" w:val="clear"/>
+          <w:vertAlign w:val="baseline"/>
+          <w:rtl w:val="0"/>
+        </w:rPr>
+        <w:t xml:space="preserve">A = `parties_argument` | `invoked` | (pré-postura) | Citação relatada como argumento de parte |</w:t>
       </w:r>
     </w:p>
     <w:p>
@@ -27369,11 +27397,9 @@
           <w:vertAlign w:val="baseline"/>
           <w:rtl w:val="0"/>
         </w:rPr>
-        <w:t xml:space="preserve">Obs: não consegui fazer download do PDF diretamente pro repositório (paywall/acesso institucional), mas a síntese completa está salva no repo.</w:t>
-      </w:r>
-    </w:p>
-  </w:comment>
-  <w:comment w:author="Lucas Biasetton" w:id="31" w:date="2026-03-30T14:43:02Z">
+        <w:t xml:space="preserve">B = `dismissed` | `contested` | Contestation | Corte engaja mas rejeita/distingue a citação |</w:t>
+      </w:r>
+    </w:p>
     <w:p>
       <w:pPr>
         <w:keepNext w:val="0"/>
@@ -27424,7 +27450,7 @@
           <w:vertAlign w:val="baseline"/>
           <w:rtl w:val="0"/>
         </w:rPr>
-        <w:t xml:space="preserve">Um artigo do TEL (Nollkaemper) usou uma categoria de "Avoid, Allign or Contest" para classificar como as cortes responderam a utilização de international climate law. Acho que seria legal esse critério aqui - teríamos uma base acadêmica para a divisão.</w:t>
+        <w:t xml:space="preserve">C = `contributed` | `aligned` | Alignment | Citação suporta o raciocínio da corte |</w:t>
       </w:r>
     </w:p>
     <w:p>
@@ -27462,8 +27488,22 @@
       </w:pPr>
       <w:r>
         <w:rPr>
-          <w:rtl w:val="0"/>
-        </w:rPr>
+          <w:rFonts w:ascii="Arial" w:cs="Arial" w:eastAsia="Arial" w:hAnsi="Arial"/>
+          <w:b w:val="0"/>
+          <w:bCs w:val="0"/>
+          <w:i w:val="0"/>
+          <w:iCs w:val="0"/>
+          <w:smallCaps w:val="0"/>
+          <w:strike w:val="0"/>
+          <w:color w:val="000000"/>
+          <w:sz w:val="22"/>
+          <w:szCs w:val="22"/>
+          <w:u w:val="none"/>
+          <w:shd w:fill="auto" w:val="clear"/>
+          <w:vertAlign w:val="baseline"/>
+          <w:rtl w:val="0"/>
+        </w:rPr>
+        <w:t xml:space="preserve">D =*(nova)* | `avoided` | Avoidance | Citação mencionada mas corte declina engajamento substantivo |</w:t>
       </w:r>
     </w:p>
     <w:p>
@@ -27501,26 +27541,10 @@
       </w:pPr>
       <w:r>
         <w:rPr>
-          <w:rFonts w:ascii="Arial" w:cs="Arial" w:eastAsia="Arial" w:hAnsi="Arial"/>
-          <w:b w:val="0"/>
-          <w:bCs w:val="0"/>
-          <w:i w:val="0"/>
-          <w:iCs w:val="0"/>
-          <w:smallCaps w:val="0"/>
-          <w:strike w:val="0"/>
-          <w:color w:val="000000"/>
-          <w:sz w:val="22"/>
-          <w:szCs w:val="22"/>
-          <w:u w:val="none"/>
-          <w:shd w:fill="auto" w:val="clear"/>
-          <w:vertAlign w:val="baseline"/>
-          <w:rtl w:val="0"/>
-        </w:rPr>
-        <w:t xml:space="preserve">He examines 148 cases where plaintiffs invoked international climate law and classifies how national courts responded using a three-part typology: avoidance (treating claims as non-justiciable or political), alignment (interpreting domestic law in light of Paris-based benchmarks), and contestation (rejecting or reinterpreting international standards). The typology was originally developed by an ILA Study Group and adapted by Nollkaemper for the climate context.</w:t>
-      </w:r>
-    </w:p>
-  </w:comment>
-  <w:comment w:author="Gustavo Rodriguez" w:id="32" w:date="2026-04-03T04:24:23Z">
+          <w:rtl w:val="0"/>
+        </w:rPr>
+      </w:r>
+    </w:p>
     <w:p>
       <w:pPr>
         <w:keepNext w:val="0"/>
@@ -27556,26 +27580,24 @@
       </w:pPr>
       <w:r>
         <w:rPr>
-          <w:rFonts w:ascii="Arial" w:cs="Arial" w:eastAsia="Arial" w:hAnsi="Arial"/>
-          <w:b w:val="0"/>
-          <w:bCs w:val="0"/>
-          <w:i w:val="0"/>
-          <w:iCs w:val="0"/>
-          <w:smallCaps w:val="0"/>
-          <w:strike w:val="0"/>
-          <w:color w:val="000000"/>
-          <w:sz w:val="22"/>
-          <w:szCs w:val="22"/>
-          <w:u w:val="none"/>
-          <w:shd w:fill="auto" w:val="clear"/>
-          <w:vertAlign w:val="baseline"/>
-          <w:rtl w:val="0"/>
-        </w:rPr>
-        <w:t xml:space="preserve">Boa! Agreed 100% - vou referenciar esse artigo pro claude usar direito a definição</w:t>
-      </w:r>
-    </w:p>
-  </w:comment>
-  <w:comment w:author="Gustavo Rodriguez" w:id="33" w:date="2026-04-03T04:29:02Z">
+          <w:rFonts w:ascii="Arial Unicode MS" w:cs="Arial Unicode MS" w:eastAsia="Arial Unicode MS" w:hAnsi="Arial Unicode MS"/>
+          <w:b w:val="0"/>
+          <w:bCs w:val="0"/>
+          <w:i w:val="0"/>
+          <w:iCs w:val="0"/>
+          <w:smallCaps w:val="0"/>
+          <w:strike w:val="0"/>
+          <w:color w:val="000000"/>
+          <w:sz w:val="22"/>
+          <w:szCs w:val="22"/>
+          <w:u w:val="none"/>
+          <w:shd w:fill="auto" w:val="clear"/>
+          <w:vertAlign w:val="baseline"/>
+          <w:rtl w:val="0"/>
+        </w:rPr>
+        <w:t xml:space="preserve">Isso dá base acadêmica publicada (ILA Study Group → Nollkaemper 2025, TEL) para nossas categorias, enquanto preserva a granularidade citation-level que o pipeline precisa.</w:t>
+      </w:r>
+    </w:p>
     <w:p>
       <w:pPr>
         <w:keepNext w:val="0"/>
@@ -27611,26 +27633,10 @@
       </w:pPr>
       <w:r>
         <w:rPr>
-          <w:rFonts w:ascii="Arial" w:cs="Arial" w:eastAsia="Arial" w:hAnsi="Arial"/>
-          <w:b w:val="0"/>
-          <w:bCs w:val="0"/>
-          <w:i w:val="0"/>
-          <w:iCs w:val="0"/>
-          <w:smallCaps w:val="0"/>
-          <w:strike w:val="0"/>
-          <w:color w:val="000000"/>
-          <w:sz w:val="22"/>
-          <w:szCs w:val="22"/>
-          <w:u w:val="none"/>
-          <w:shd w:fill="auto" w:val="clear"/>
-          <w:vertAlign w:val="baseline"/>
-          <w:rtl w:val="0"/>
-        </w:rPr>
-        <w:t xml:space="preserve">@claude = pesquise esse artigo, faça download dele no nosso repositório, leia-o, processe seu conteúdo e salve uma síntese dele no repo (use o Plugin Summarizor) - então considere o que processo para adaptar as categorias de casos de uso funcionais.</w:t>
-      </w:r>
-    </w:p>
-  </w:comment>
-  <w:comment w:author="Gustavo Rodriguez" w:id="34" w:date="2026-04-03T04:50:55Z">
+          <w:rtl w:val="0"/>
+        </w:rPr>
+      </w:r>
+    </w:p>
     <w:p>
       <w:pPr>
         <w:keepNext w:val="0"/>
@@ -27681,11 +27687,9 @@
           <w:vertAlign w:val="baseline"/>
           <w:rtl w:val="0"/>
         </w:rPr>
-        <w:t xml:space="preserve">Claude: [pesquisou],</w:t>
-      </w:r>
-    </w:p>
-  </w:comment>
-  <w:comment w:author="Gustavo Rodriguez" w:id="35" w:date="2026-04-03T05:01:35Z">
+        <w:t xml:space="preserve">Obs: não consegui fazer download do PDF diretamente pro repositório (paywall/acesso institucional), mas a síntese completa está salva no repo.</w:t>
+      </w:r>
+    </w:p>
     <w:p>
       <w:pPr>
         <w:keepNext w:val="0"/>
@@ -27736,7 +27740,7 @@
           <w:vertAlign w:val="baseline"/>
           <w:rtl w:val="0"/>
         </w:rPr>
-        <w:t xml:space="preserve">Artigo encontrado e sintetizado. Detalhes completos em: **`docs/reports/nollkaemper-avoid-align-contest-synthesis.md`**</w:t>
+        <w:t xml:space="preserve">1 total reaction</w:t>
       </w:r>
     </w:p>
     <w:p>
@@ -27774,10 +27778,26 @@
       </w:pPr>
       <w:r>
         <w:rPr>
-          <w:rtl w:val="0"/>
-        </w:rPr>
-      </w:r>
-    </w:p>
+          <w:rFonts w:ascii="Arial" w:cs="Arial" w:eastAsia="Arial" w:hAnsi="Arial"/>
+          <w:b w:val="0"/>
+          <w:bCs w:val="0"/>
+          <w:i w:val="0"/>
+          <w:iCs w:val="0"/>
+          <w:smallCaps w:val="0"/>
+          <w:strike w:val="0"/>
+          <w:color w:val="000000"/>
+          <w:sz w:val="22"/>
+          <w:szCs w:val="22"/>
+          <w:u w:val="none"/>
+          <w:shd w:fill="auto" w:val="clear"/>
+          <w:vertAlign w:val="baseline"/>
+          <w:rtl w:val="0"/>
+        </w:rPr>
+        <w:t xml:space="preserve">Lucas Biasetton reacted with 👍 at 2026-04-07 16:39 PM</w:t>
+      </w:r>
+    </w:p>
+  </w:comment>
+  <w:comment w:author="Lucas Biasetton" w:id="31" w:date="2026-03-30T14:43:02Z">
     <w:p>
       <w:pPr>
         <w:keepNext w:val="0"/>
@@ -27828,7 +27848,7 @@
           <w:vertAlign w:val="baseline"/>
           <w:rtl w:val="0"/>
         </w:rPr>
-        <w:t xml:space="preserve">**Citação:** Andre Nollkaemper, "Avoid, Align or Contest? An Examination of National Courts' Postures in International Climate Law Litigation," *Transnational Environmental Law*, Vol. 14(3), Nov 2025, pp. 469-499. DOI: 10.1017/S2047102525100058. Open Access.</w:t>
+        <w:t xml:space="preserve">Um artigo do TEL (Nollkaemper) usou uma categoria de "Avoid, Allign or Contest" para classificar como as cortes responderam a utilização de international climate law. Acho que seria legal esse critério aqui - teríamos uma base acadêmica para a divisão.</w:t>
       </w:r>
     </w:p>
     <w:p>
@@ -27920,9 +27940,11 @@
           <w:vertAlign w:val="baseline"/>
           <w:rtl w:val="0"/>
         </w:rPr>
-        <w:t xml:space="preserve">**Tipologia (adaptada do ILA Study Group 2011-2016):**</w:t>
-      </w:r>
-    </w:p>
+        <w:t xml:space="preserve">He examines 148 cases where plaintiffs invoked international climate law and classifies how national courts responded using a three-part typology: avoidance (treating claims as non-justiciable or political), alignment (interpreting domestic law in light of Paris-based benchmarks), and contestation (rejecting or reinterpreting international standards). The typology was originally developed by an ILA Study Group and adapted by Nollkaemper for the climate context.</w:t>
+      </w:r>
+    </w:p>
+  </w:comment>
+  <w:comment w:author="Gustavo Rodriguez" w:id="32" w:date="2026-04-03T04:24:23Z">
     <w:p>
       <w:pPr>
         <w:keepNext w:val="0"/>
@@ -27958,10 +27980,26 @@
       </w:pPr>
       <w:r>
         <w:rPr>
-          <w:rtl w:val="0"/>
-        </w:rPr>
-      </w:r>
-    </w:p>
+          <w:rFonts w:ascii="Arial" w:cs="Arial" w:eastAsia="Arial" w:hAnsi="Arial"/>
+          <w:b w:val="0"/>
+          <w:bCs w:val="0"/>
+          <w:i w:val="0"/>
+          <w:iCs w:val="0"/>
+          <w:smallCaps w:val="0"/>
+          <w:strike w:val="0"/>
+          <w:color w:val="000000"/>
+          <w:sz w:val="22"/>
+          <w:szCs w:val="22"/>
+          <w:u w:val="none"/>
+          <w:shd w:fill="auto" w:val="clear"/>
+          <w:vertAlign w:val="baseline"/>
+          <w:rtl w:val="0"/>
+        </w:rPr>
+        <w:t xml:space="preserve">Boa! Agreed 100% - vou referenciar esse artigo pro claude usar direito a definição</w:t>
+      </w:r>
+    </w:p>
+  </w:comment>
+  <w:comment w:author="Gustavo Rodriguez" w:id="33" w:date="2026-04-03T04:29:02Z">
     <w:p>
       <w:pPr>
         <w:keepNext w:val="0"/>
@@ -28012,9 +28050,11 @@
           <w:vertAlign w:val="baseline"/>
           <w:rtl w:val="0"/>
         </w:rPr>
-        <w:t xml:space="preserve">- **AVOIDANCE:** Corte evita a questão de direito internacional climático (não-justiciabilidade, falta de standing, separação de poderes)</w:t>
-      </w:r>
-    </w:p>
+        <w:t xml:space="preserve">@claude = pesquise esse artigo, faça download dele no nosso repositório, leia-o, processe seu conteúdo e salve uma síntese dele no repo (use o Plugin Summarizor) - então considere o que processo para adaptar as categorias de casos de uso funcionais.</w:t>
+      </w:r>
+    </w:p>
+  </w:comment>
+  <w:comment w:author="Gustavo Rodriguez" w:id="34" w:date="2026-04-03T04:50:55Z">
     <w:p>
       <w:pPr>
         <w:keepNext w:val="0"/>
@@ -28065,9 +28105,11 @@
           <w:vertAlign w:val="baseline"/>
           <w:rtl w:val="0"/>
         </w:rPr>
-        <w:t xml:space="preserve">- **ALIGNMENT:** Corte interpreta direito doméstico à luz do direito internacional climático (fair weather alignment, consubstantial alignment via direitos humanos/Paris Agreement, overriding alignment)</w:t>
-      </w:r>
-    </w:p>
+        <w:t xml:space="preserve">Claude: [pesquisou],</w:t>
+      </w:r>
+    </w:p>
+  </w:comment>
+  <w:comment w:author="Gustavo Rodriguez" w:id="35" w:date="2026-04-03T05:01:35Z">
     <w:p>
       <w:pPr>
         <w:keepNext w:val="0"/>
@@ -28118,7 +28160,7 @@
           <w:vertAlign w:val="baseline"/>
           <w:rtl w:val="0"/>
         </w:rPr>
-        <w:t xml:space="preserve">- **CONTESTATION:** Corte engaja com o direito internacional mas rejeita ou reinterpreta (ex: Shell v Milieudefensie 2024)</w:t>
+        <w:t xml:space="preserve">Artigo encontrado e sintetizado. Detalhes completos em: **`docs/reports/nollkaemper-avoid-align-contest-synthesis.md`**</w:t>
       </w:r>
     </w:p>
     <w:p>
@@ -28210,7 +28252,7 @@
           <w:vertAlign w:val="baseline"/>
           <w:rtl w:val="0"/>
         </w:rPr>
-        <w:t xml:space="preserve">Dataset: 148 casos, 109 com julgamento, avoidance é a postura dominante.</w:t>
+        <w:t xml:space="preserve">**Citação:** Andre Nollkaemper, "Avoid, Align or Contest? An Examination of National Courts' Postures in International Climate Law Litigation," *Transnational Environmental Law*, Vol. 14(3), Nov 2025, pp. 469-499. DOI: 10.1017/S2047102525100058. Open Access.</w:t>
       </w:r>
     </w:p>
     <w:p>
@@ -28302,7 +28344,7 @@
           <w:vertAlign w:val="baseline"/>
           <w:rtl w:val="0"/>
         </w:rPr>
-        <w:t xml:space="preserve">**Proposta de adaptação para Phase 2B (nível da citação, não do caso):**</w:t>
+        <w:t xml:space="preserve">**Tipologia (adaptada do ILA Study Group 2011-2016):**</w:t>
       </w:r>
     </w:p>
     <w:p>
@@ -28394,7 +28436,7 @@
           <w:vertAlign w:val="baseline"/>
           <w:rtl w:val="0"/>
         </w:rPr>
-        <w:t xml:space="preserve">| Categoria Atual | Proposta | Paralelo Nollkaemper | Definição |</w:t>
+        <w:t xml:space="preserve">- **AVOIDANCE:** Corte evita a questão de direito internacional climático (não-justiciabilidade, falta de standing, separação de poderes)</w:t>
       </w:r>
     </w:p>
     <w:p>
@@ -28447,7 +28489,7 @@
           <w:vertAlign w:val="baseline"/>
           <w:rtl w:val="0"/>
         </w:rPr>
-        <w:t xml:space="preserve">| --- | --- | --- | --- |</w:t>
+        <w:t xml:space="preserve">- **ALIGNMENT:** Corte interpreta direito doméstico à luz do direito internacional climático (fair weather alignment, consubstantial alignment via direitos humanos/Paris Agreement, overriding alignment)</w:t>
       </w:r>
     </w:p>
     <w:p>
@@ -28500,7 +28542,7 @@
           <w:vertAlign w:val="baseline"/>
           <w:rtl w:val="0"/>
         </w:rPr>
-        <w:t xml:space="preserve">A = `parties_argument` | `invoked` | (pré-postura) | Citação relatada como argumento de parte |</w:t>
+        <w:t xml:space="preserve">- **CONTESTATION:** Corte engaja com o direito internacional mas rejeita ou reinterpreta (ex: Shell v Milieudefensie 2024)</w:t>
       </w:r>
     </w:p>
     <w:p>
@@ -28538,22 +28580,8 @@
       </w:pPr>
       <w:r>
         <w:rPr>
-          <w:rFonts w:ascii="Arial" w:cs="Arial" w:eastAsia="Arial" w:hAnsi="Arial"/>
-          <w:b w:val="0"/>
-          <w:bCs w:val="0"/>
-          <w:i w:val="0"/>
-          <w:iCs w:val="0"/>
-          <w:smallCaps w:val="0"/>
-          <w:strike w:val="0"/>
-          <w:color w:val="000000"/>
-          <w:sz w:val="22"/>
-          <w:szCs w:val="22"/>
-          <w:u w:val="none"/>
-          <w:shd w:fill="auto" w:val="clear"/>
-          <w:vertAlign w:val="baseline"/>
-          <w:rtl w:val="0"/>
-        </w:rPr>
-        <w:t xml:space="preserve">B = `dismissed` | `contested` | Contestation | Corte engaja mas rejeita/distingue a citação |</w:t>
+          <w:rtl w:val="0"/>
+        </w:rPr>
       </w:r>
     </w:p>
     <w:p>
@@ -28606,7 +28634,7 @@
           <w:vertAlign w:val="baseline"/>
           <w:rtl w:val="0"/>
         </w:rPr>
-        <w:t xml:space="preserve">C = `contributed` | `aligned` | Alignment | Citação suporta o raciocínio da corte |</w:t>
+        <w:t xml:space="preserve">Dataset: 148 casos, 109 com julgamento, avoidance é a postura dominante.</w:t>
       </w:r>
     </w:p>
     <w:p>
@@ -28644,22 +28672,8 @@
       </w:pPr>
       <w:r>
         <w:rPr>
-          <w:rFonts w:ascii="Arial" w:cs="Arial" w:eastAsia="Arial" w:hAnsi="Arial"/>
-          <w:b w:val="0"/>
-          <w:bCs w:val="0"/>
-          <w:i w:val="0"/>
-          <w:iCs w:val="0"/>
-          <w:smallCaps w:val="0"/>
-          <w:strike w:val="0"/>
-          <w:color w:val="000000"/>
-          <w:sz w:val="22"/>
-          <w:szCs w:val="22"/>
-          <w:u w:val="none"/>
-          <w:shd w:fill="auto" w:val="clear"/>
-          <w:vertAlign w:val="baseline"/>
-          <w:rtl w:val="0"/>
-        </w:rPr>
-        <w:t xml:space="preserve">D =*(nova)* | `avoided` | Avoidance | Citação mencionada mas corte declina engajamento substantivo |</w:t>
+          <w:rtl w:val="0"/>
+        </w:rPr>
       </w:r>
     </w:p>
     <w:p>
@@ -28697,8 +28711,22 @@
       </w:pPr>
       <w:r>
         <w:rPr>
-          <w:rtl w:val="0"/>
-        </w:rPr>
+          <w:rFonts w:ascii="Arial" w:cs="Arial" w:eastAsia="Arial" w:hAnsi="Arial"/>
+          <w:b w:val="0"/>
+          <w:bCs w:val="0"/>
+          <w:i w:val="0"/>
+          <w:iCs w:val="0"/>
+          <w:smallCaps w:val="0"/>
+          <w:strike w:val="0"/>
+          <w:color w:val="000000"/>
+          <w:sz w:val="22"/>
+          <w:szCs w:val="22"/>
+          <w:u w:val="none"/>
+          <w:shd w:fill="auto" w:val="clear"/>
+          <w:vertAlign w:val="baseline"/>
+          <w:rtl w:val="0"/>
+        </w:rPr>
+        <w:t xml:space="preserve">**Proposta de adaptação para Phase 2B (nível da citação, não do caso):**</w:t>
       </w:r>
     </w:p>
     <w:p>
@@ -28736,22 +28764,8 @@
       </w:pPr>
       <w:r>
         <w:rPr>
-          <w:rFonts w:ascii="Arial Unicode MS" w:cs="Arial Unicode MS" w:eastAsia="Arial Unicode MS" w:hAnsi="Arial Unicode MS"/>
-          <w:b w:val="0"/>
-          <w:bCs w:val="0"/>
-          <w:i w:val="0"/>
-          <w:iCs w:val="0"/>
-          <w:smallCaps w:val="0"/>
-          <w:strike w:val="0"/>
-          <w:color w:val="000000"/>
-          <w:sz w:val="22"/>
-          <w:szCs w:val="22"/>
-          <w:u w:val="none"/>
-          <w:shd w:fill="auto" w:val="clear"/>
-          <w:vertAlign w:val="baseline"/>
-          <w:rtl w:val="0"/>
-        </w:rPr>
-        <w:t xml:space="preserve">Isso dá base acadêmica publicada (ILA Study Group → Nollkaemper 2025, TEL) para nossas categorias, enquanto preserva a granularidade citation-level que o pipeline precisa.</w:t>
+          <w:rtl w:val="0"/>
+        </w:rPr>
       </w:r>
     </w:p>
     <w:p>
@@ -28789,8 +28803,22 @@
       </w:pPr>
       <w:r>
         <w:rPr>
-          <w:rtl w:val="0"/>
-        </w:rPr>
+          <w:rFonts w:ascii="Arial" w:cs="Arial" w:eastAsia="Arial" w:hAnsi="Arial"/>
+          <w:b w:val="0"/>
+          <w:bCs w:val="0"/>
+          <w:i w:val="0"/>
+          <w:iCs w:val="0"/>
+          <w:smallCaps w:val="0"/>
+          <w:strike w:val="0"/>
+          <w:color w:val="000000"/>
+          <w:sz w:val="22"/>
+          <w:szCs w:val="22"/>
+          <w:u w:val="none"/>
+          <w:shd w:fill="auto" w:val="clear"/>
+          <w:vertAlign w:val="baseline"/>
+          <w:rtl w:val="0"/>
+        </w:rPr>
+        <w:t xml:space="preserve">| Categoria Atual | Proposta | Paralelo Nollkaemper | Definição |</w:t>
       </w:r>
     </w:p>
     <w:p>
@@ -28843,7 +28871,509 @@
           <w:vertAlign w:val="baseline"/>
           <w:rtl w:val="0"/>
         </w:rPr>
+        <w:t xml:space="preserve">| --- | --- | --- | --- |</w:t>
+      </w:r>
+    </w:p>
+    <w:p>
+      <w:pPr>
+        <w:keepNext w:val="0"/>
+        <w:keepLines w:val="0"/>
+        <w:pageBreakBefore w:val="0"/>
+        <w:widowControl w:val="0"/>
+        <w:pBdr>
+          <w:top w:space="0" w:sz="0" w:val="nil"/>
+          <w:left w:space="0" w:sz="0" w:val="nil"/>
+          <w:bottom w:space="0" w:sz="0" w:val="nil"/>
+          <w:right w:space="0" w:sz="0" w:val="nil"/>
+          <w:between w:space="0" w:sz="0" w:val="nil"/>
+        </w:pBdr>
+        <w:shd w:fill="auto" w:val="clear"/>
+        <w:spacing w:after="0" w:before="0" w:line="240" w:lineRule="auto"/>
+        <w:ind w:left="0" w:right="0" w:firstLine="0"/>
+        <w:jc w:val="left"/>
+        <w:rPr>
+          <w:rFonts w:ascii="Arial" w:cs="Arial" w:eastAsia="Arial" w:hAnsi="Arial"/>
+          <w:b w:val="0"/>
+          <w:bCs w:val="0"/>
+          <w:i w:val="0"/>
+          <w:iCs w:val="0"/>
+          <w:smallCaps w:val="0"/>
+          <w:strike w:val="0"/>
+          <w:color w:val="000000"/>
+          <w:sz w:val="22"/>
+          <w:szCs w:val="22"/>
+          <w:u w:val="none"/>
+          <w:shd w:fill="auto" w:val="clear"/>
+          <w:vertAlign w:val="baseline"/>
+        </w:rPr>
+      </w:pPr>
+      <w:r>
+        <w:rPr>
+          <w:rFonts w:ascii="Arial" w:cs="Arial" w:eastAsia="Arial" w:hAnsi="Arial"/>
+          <w:b w:val="0"/>
+          <w:bCs w:val="0"/>
+          <w:i w:val="0"/>
+          <w:iCs w:val="0"/>
+          <w:smallCaps w:val="0"/>
+          <w:strike w:val="0"/>
+          <w:color w:val="000000"/>
+          <w:sz w:val="22"/>
+          <w:szCs w:val="22"/>
+          <w:u w:val="none"/>
+          <w:shd w:fill="auto" w:val="clear"/>
+          <w:vertAlign w:val="baseline"/>
+          <w:rtl w:val="0"/>
+        </w:rPr>
+        <w:t xml:space="preserve">A = `parties_argument` | `invoked` | (pré-postura) | Citação relatada como argumento de parte |</w:t>
+      </w:r>
+    </w:p>
+    <w:p>
+      <w:pPr>
+        <w:keepNext w:val="0"/>
+        <w:keepLines w:val="0"/>
+        <w:pageBreakBefore w:val="0"/>
+        <w:widowControl w:val="0"/>
+        <w:pBdr>
+          <w:top w:space="0" w:sz="0" w:val="nil"/>
+          <w:left w:space="0" w:sz="0" w:val="nil"/>
+          <w:bottom w:space="0" w:sz="0" w:val="nil"/>
+          <w:right w:space="0" w:sz="0" w:val="nil"/>
+          <w:between w:space="0" w:sz="0" w:val="nil"/>
+        </w:pBdr>
+        <w:shd w:fill="auto" w:val="clear"/>
+        <w:spacing w:after="0" w:before="0" w:line="240" w:lineRule="auto"/>
+        <w:ind w:left="0" w:right="0" w:firstLine="0"/>
+        <w:jc w:val="left"/>
+        <w:rPr>
+          <w:rFonts w:ascii="Arial" w:cs="Arial" w:eastAsia="Arial" w:hAnsi="Arial"/>
+          <w:b w:val="0"/>
+          <w:bCs w:val="0"/>
+          <w:i w:val="0"/>
+          <w:iCs w:val="0"/>
+          <w:smallCaps w:val="0"/>
+          <w:strike w:val="0"/>
+          <w:color w:val="000000"/>
+          <w:sz w:val="22"/>
+          <w:szCs w:val="22"/>
+          <w:u w:val="none"/>
+          <w:shd w:fill="auto" w:val="clear"/>
+          <w:vertAlign w:val="baseline"/>
+        </w:rPr>
+      </w:pPr>
+      <w:r>
+        <w:rPr>
+          <w:rFonts w:ascii="Arial" w:cs="Arial" w:eastAsia="Arial" w:hAnsi="Arial"/>
+          <w:b w:val="0"/>
+          <w:bCs w:val="0"/>
+          <w:i w:val="0"/>
+          <w:iCs w:val="0"/>
+          <w:smallCaps w:val="0"/>
+          <w:strike w:val="0"/>
+          <w:color w:val="000000"/>
+          <w:sz w:val="22"/>
+          <w:szCs w:val="22"/>
+          <w:u w:val="none"/>
+          <w:shd w:fill="auto" w:val="clear"/>
+          <w:vertAlign w:val="baseline"/>
+          <w:rtl w:val="0"/>
+        </w:rPr>
+        <w:t xml:space="preserve">B = `dismissed` | `contested` | Contestation | Corte engaja mas rejeita/distingue a citação |</w:t>
+      </w:r>
+    </w:p>
+    <w:p>
+      <w:pPr>
+        <w:keepNext w:val="0"/>
+        <w:keepLines w:val="0"/>
+        <w:pageBreakBefore w:val="0"/>
+        <w:widowControl w:val="0"/>
+        <w:pBdr>
+          <w:top w:space="0" w:sz="0" w:val="nil"/>
+          <w:left w:space="0" w:sz="0" w:val="nil"/>
+          <w:bottom w:space="0" w:sz="0" w:val="nil"/>
+          <w:right w:space="0" w:sz="0" w:val="nil"/>
+          <w:between w:space="0" w:sz="0" w:val="nil"/>
+        </w:pBdr>
+        <w:shd w:fill="auto" w:val="clear"/>
+        <w:spacing w:after="0" w:before="0" w:line="240" w:lineRule="auto"/>
+        <w:ind w:left="0" w:right="0" w:firstLine="0"/>
+        <w:jc w:val="left"/>
+        <w:rPr>
+          <w:rFonts w:ascii="Arial" w:cs="Arial" w:eastAsia="Arial" w:hAnsi="Arial"/>
+          <w:b w:val="0"/>
+          <w:bCs w:val="0"/>
+          <w:i w:val="0"/>
+          <w:iCs w:val="0"/>
+          <w:smallCaps w:val="0"/>
+          <w:strike w:val="0"/>
+          <w:color w:val="000000"/>
+          <w:sz w:val="22"/>
+          <w:szCs w:val="22"/>
+          <w:u w:val="none"/>
+          <w:shd w:fill="auto" w:val="clear"/>
+          <w:vertAlign w:val="baseline"/>
+        </w:rPr>
+      </w:pPr>
+      <w:r>
+        <w:rPr>
+          <w:rFonts w:ascii="Arial" w:cs="Arial" w:eastAsia="Arial" w:hAnsi="Arial"/>
+          <w:b w:val="0"/>
+          <w:bCs w:val="0"/>
+          <w:i w:val="0"/>
+          <w:iCs w:val="0"/>
+          <w:smallCaps w:val="0"/>
+          <w:strike w:val="0"/>
+          <w:color w:val="000000"/>
+          <w:sz w:val="22"/>
+          <w:szCs w:val="22"/>
+          <w:u w:val="none"/>
+          <w:shd w:fill="auto" w:val="clear"/>
+          <w:vertAlign w:val="baseline"/>
+          <w:rtl w:val="0"/>
+        </w:rPr>
+        <w:t xml:space="preserve">C = `contributed` | `aligned` | Alignment | Citação suporta o raciocínio da corte |</w:t>
+      </w:r>
+    </w:p>
+    <w:p>
+      <w:pPr>
+        <w:keepNext w:val="0"/>
+        <w:keepLines w:val="0"/>
+        <w:pageBreakBefore w:val="0"/>
+        <w:widowControl w:val="0"/>
+        <w:pBdr>
+          <w:top w:space="0" w:sz="0" w:val="nil"/>
+          <w:left w:space="0" w:sz="0" w:val="nil"/>
+          <w:bottom w:space="0" w:sz="0" w:val="nil"/>
+          <w:right w:space="0" w:sz="0" w:val="nil"/>
+          <w:between w:space="0" w:sz="0" w:val="nil"/>
+        </w:pBdr>
+        <w:shd w:fill="auto" w:val="clear"/>
+        <w:spacing w:after="0" w:before="0" w:line="240" w:lineRule="auto"/>
+        <w:ind w:left="0" w:right="0" w:firstLine="0"/>
+        <w:jc w:val="left"/>
+        <w:rPr>
+          <w:rFonts w:ascii="Arial" w:cs="Arial" w:eastAsia="Arial" w:hAnsi="Arial"/>
+          <w:b w:val="0"/>
+          <w:bCs w:val="0"/>
+          <w:i w:val="0"/>
+          <w:iCs w:val="0"/>
+          <w:smallCaps w:val="0"/>
+          <w:strike w:val="0"/>
+          <w:color w:val="000000"/>
+          <w:sz w:val="22"/>
+          <w:szCs w:val="22"/>
+          <w:u w:val="none"/>
+          <w:shd w:fill="auto" w:val="clear"/>
+          <w:vertAlign w:val="baseline"/>
+        </w:rPr>
+      </w:pPr>
+      <w:r>
+        <w:rPr>
+          <w:rFonts w:ascii="Arial" w:cs="Arial" w:eastAsia="Arial" w:hAnsi="Arial"/>
+          <w:b w:val="0"/>
+          <w:bCs w:val="0"/>
+          <w:i w:val="0"/>
+          <w:iCs w:val="0"/>
+          <w:smallCaps w:val="0"/>
+          <w:strike w:val="0"/>
+          <w:color w:val="000000"/>
+          <w:sz w:val="22"/>
+          <w:szCs w:val="22"/>
+          <w:u w:val="none"/>
+          <w:shd w:fill="auto" w:val="clear"/>
+          <w:vertAlign w:val="baseline"/>
+          <w:rtl w:val="0"/>
+        </w:rPr>
+        <w:t xml:space="preserve">D =*(nova)* | `avoided` | Avoidance | Citação mencionada mas corte declina engajamento substantivo |</w:t>
+      </w:r>
+    </w:p>
+    <w:p>
+      <w:pPr>
+        <w:keepNext w:val="0"/>
+        <w:keepLines w:val="0"/>
+        <w:pageBreakBefore w:val="0"/>
+        <w:widowControl w:val="0"/>
+        <w:pBdr>
+          <w:top w:space="0" w:sz="0" w:val="nil"/>
+          <w:left w:space="0" w:sz="0" w:val="nil"/>
+          <w:bottom w:space="0" w:sz="0" w:val="nil"/>
+          <w:right w:space="0" w:sz="0" w:val="nil"/>
+          <w:between w:space="0" w:sz="0" w:val="nil"/>
+        </w:pBdr>
+        <w:shd w:fill="auto" w:val="clear"/>
+        <w:spacing w:after="0" w:before="0" w:line="240" w:lineRule="auto"/>
+        <w:ind w:left="0" w:right="0" w:firstLine="0"/>
+        <w:jc w:val="left"/>
+        <w:rPr>
+          <w:rFonts w:ascii="Arial" w:cs="Arial" w:eastAsia="Arial" w:hAnsi="Arial"/>
+          <w:b w:val="0"/>
+          <w:bCs w:val="0"/>
+          <w:i w:val="0"/>
+          <w:iCs w:val="0"/>
+          <w:smallCaps w:val="0"/>
+          <w:strike w:val="0"/>
+          <w:color w:val="000000"/>
+          <w:sz w:val="22"/>
+          <w:szCs w:val="22"/>
+          <w:u w:val="none"/>
+          <w:shd w:fill="auto" w:val="clear"/>
+          <w:vertAlign w:val="baseline"/>
+        </w:rPr>
+      </w:pPr>
+      <w:r>
+        <w:rPr>
+          <w:rtl w:val="0"/>
+        </w:rPr>
+      </w:r>
+    </w:p>
+    <w:p>
+      <w:pPr>
+        <w:keepNext w:val="0"/>
+        <w:keepLines w:val="0"/>
+        <w:pageBreakBefore w:val="0"/>
+        <w:widowControl w:val="0"/>
+        <w:pBdr>
+          <w:top w:space="0" w:sz="0" w:val="nil"/>
+          <w:left w:space="0" w:sz="0" w:val="nil"/>
+          <w:bottom w:space="0" w:sz="0" w:val="nil"/>
+          <w:right w:space="0" w:sz="0" w:val="nil"/>
+          <w:between w:space="0" w:sz="0" w:val="nil"/>
+        </w:pBdr>
+        <w:shd w:fill="auto" w:val="clear"/>
+        <w:spacing w:after="0" w:before="0" w:line="240" w:lineRule="auto"/>
+        <w:ind w:left="0" w:right="0" w:firstLine="0"/>
+        <w:jc w:val="left"/>
+        <w:rPr>
+          <w:rFonts w:ascii="Arial" w:cs="Arial" w:eastAsia="Arial" w:hAnsi="Arial"/>
+          <w:b w:val="0"/>
+          <w:bCs w:val="0"/>
+          <w:i w:val="0"/>
+          <w:iCs w:val="0"/>
+          <w:smallCaps w:val="0"/>
+          <w:strike w:val="0"/>
+          <w:color w:val="000000"/>
+          <w:sz w:val="22"/>
+          <w:szCs w:val="22"/>
+          <w:u w:val="none"/>
+          <w:shd w:fill="auto" w:val="clear"/>
+          <w:vertAlign w:val="baseline"/>
+        </w:rPr>
+      </w:pPr>
+      <w:r>
+        <w:rPr>
+          <w:rFonts w:ascii="Arial Unicode MS" w:cs="Arial Unicode MS" w:eastAsia="Arial Unicode MS" w:hAnsi="Arial Unicode MS"/>
+          <w:b w:val="0"/>
+          <w:bCs w:val="0"/>
+          <w:i w:val="0"/>
+          <w:iCs w:val="0"/>
+          <w:smallCaps w:val="0"/>
+          <w:strike w:val="0"/>
+          <w:color w:val="000000"/>
+          <w:sz w:val="22"/>
+          <w:szCs w:val="22"/>
+          <w:u w:val="none"/>
+          <w:shd w:fill="auto" w:val="clear"/>
+          <w:vertAlign w:val="baseline"/>
+          <w:rtl w:val="0"/>
+        </w:rPr>
+        <w:t xml:space="preserve">Isso dá base acadêmica publicada (ILA Study Group → Nollkaemper 2025, TEL) para nossas categorias, enquanto preserva a granularidade citation-level que o pipeline precisa.</w:t>
+      </w:r>
+    </w:p>
+    <w:p>
+      <w:pPr>
+        <w:keepNext w:val="0"/>
+        <w:keepLines w:val="0"/>
+        <w:pageBreakBefore w:val="0"/>
+        <w:widowControl w:val="0"/>
+        <w:pBdr>
+          <w:top w:space="0" w:sz="0" w:val="nil"/>
+          <w:left w:space="0" w:sz="0" w:val="nil"/>
+          <w:bottom w:space="0" w:sz="0" w:val="nil"/>
+          <w:right w:space="0" w:sz="0" w:val="nil"/>
+          <w:between w:space="0" w:sz="0" w:val="nil"/>
+        </w:pBdr>
+        <w:shd w:fill="auto" w:val="clear"/>
+        <w:spacing w:after="0" w:before="0" w:line="240" w:lineRule="auto"/>
+        <w:ind w:left="0" w:right="0" w:firstLine="0"/>
+        <w:jc w:val="left"/>
+        <w:rPr>
+          <w:rFonts w:ascii="Arial" w:cs="Arial" w:eastAsia="Arial" w:hAnsi="Arial"/>
+          <w:b w:val="0"/>
+          <w:bCs w:val="0"/>
+          <w:i w:val="0"/>
+          <w:iCs w:val="0"/>
+          <w:smallCaps w:val="0"/>
+          <w:strike w:val="0"/>
+          <w:color w:val="000000"/>
+          <w:sz w:val="22"/>
+          <w:szCs w:val="22"/>
+          <w:u w:val="none"/>
+          <w:shd w:fill="auto" w:val="clear"/>
+          <w:vertAlign w:val="baseline"/>
+        </w:rPr>
+      </w:pPr>
+      <w:r>
+        <w:rPr>
+          <w:rtl w:val="0"/>
+        </w:rPr>
+      </w:r>
+    </w:p>
+    <w:p>
+      <w:pPr>
+        <w:keepNext w:val="0"/>
+        <w:keepLines w:val="0"/>
+        <w:pageBreakBefore w:val="0"/>
+        <w:widowControl w:val="0"/>
+        <w:pBdr>
+          <w:top w:space="0" w:sz="0" w:val="nil"/>
+          <w:left w:space="0" w:sz="0" w:val="nil"/>
+          <w:bottom w:space="0" w:sz="0" w:val="nil"/>
+          <w:right w:space="0" w:sz="0" w:val="nil"/>
+          <w:between w:space="0" w:sz="0" w:val="nil"/>
+        </w:pBdr>
+        <w:shd w:fill="auto" w:val="clear"/>
+        <w:spacing w:after="0" w:before="0" w:line="240" w:lineRule="auto"/>
+        <w:ind w:left="0" w:right="0" w:firstLine="0"/>
+        <w:jc w:val="left"/>
+        <w:rPr>
+          <w:rFonts w:ascii="Arial" w:cs="Arial" w:eastAsia="Arial" w:hAnsi="Arial"/>
+          <w:b w:val="0"/>
+          <w:bCs w:val="0"/>
+          <w:i w:val="0"/>
+          <w:iCs w:val="0"/>
+          <w:smallCaps w:val="0"/>
+          <w:strike w:val="0"/>
+          <w:color w:val="000000"/>
+          <w:sz w:val="22"/>
+          <w:szCs w:val="22"/>
+          <w:u w:val="none"/>
+          <w:shd w:fill="auto" w:val="clear"/>
+          <w:vertAlign w:val="baseline"/>
+        </w:rPr>
+      </w:pPr>
+      <w:r>
+        <w:rPr>
+          <w:rFonts w:ascii="Arial" w:cs="Arial" w:eastAsia="Arial" w:hAnsi="Arial"/>
+          <w:b w:val="0"/>
+          <w:bCs w:val="0"/>
+          <w:i w:val="0"/>
+          <w:iCs w:val="0"/>
+          <w:smallCaps w:val="0"/>
+          <w:strike w:val="0"/>
+          <w:color w:val="000000"/>
+          <w:sz w:val="22"/>
+          <w:szCs w:val="22"/>
+          <w:u w:val="none"/>
+          <w:shd w:fill="auto" w:val="clear"/>
+          <w:vertAlign w:val="baseline"/>
+          <w:rtl w:val="0"/>
+        </w:rPr>
         <w:t xml:space="preserve">Obs: não consegui fazer download do PDF diretamente pro repositório (paywall/acesso institucional), mas a síntese completa está salva no repo.</w:t>
+      </w:r>
+    </w:p>
+    <w:p>
+      <w:pPr>
+        <w:keepNext w:val="0"/>
+        <w:keepLines w:val="0"/>
+        <w:pageBreakBefore w:val="0"/>
+        <w:widowControl w:val="0"/>
+        <w:pBdr>
+          <w:top w:space="0" w:sz="0" w:val="nil"/>
+          <w:left w:space="0" w:sz="0" w:val="nil"/>
+          <w:bottom w:space="0" w:sz="0" w:val="nil"/>
+          <w:right w:space="0" w:sz="0" w:val="nil"/>
+          <w:between w:space="0" w:sz="0" w:val="nil"/>
+        </w:pBdr>
+        <w:shd w:fill="auto" w:val="clear"/>
+        <w:spacing w:after="0" w:before="0" w:line="240" w:lineRule="auto"/>
+        <w:ind w:left="0" w:right="0" w:firstLine="0"/>
+        <w:jc w:val="left"/>
+        <w:rPr>
+          <w:rFonts w:ascii="Arial" w:cs="Arial" w:eastAsia="Arial" w:hAnsi="Arial"/>
+          <w:b w:val="0"/>
+          <w:bCs w:val="0"/>
+          <w:i w:val="0"/>
+          <w:iCs w:val="0"/>
+          <w:smallCaps w:val="0"/>
+          <w:strike w:val="0"/>
+          <w:color w:val="000000"/>
+          <w:sz w:val="22"/>
+          <w:szCs w:val="22"/>
+          <w:u w:val="none"/>
+          <w:shd w:fill="auto" w:val="clear"/>
+          <w:vertAlign w:val="baseline"/>
+        </w:rPr>
+      </w:pPr>
+      <w:r>
+        <w:rPr>
+          <w:rFonts w:ascii="Arial" w:cs="Arial" w:eastAsia="Arial" w:hAnsi="Arial"/>
+          <w:b w:val="0"/>
+          <w:bCs w:val="0"/>
+          <w:i w:val="0"/>
+          <w:iCs w:val="0"/>
+          <w:smallCaps w:val="0"/>
+          <w:strike w:val="0"/>
+          <w:color w:val="000000"/>
+          <w:sz w:val="22"/>
+          <w:szCs w:val="22"/>
+          <w:u w:val="none"/>
+          <w:shd w:fill="auto" w:val="clear"/>
+          <w:vertAlign w:val="baseline"/>
+          <w:rtl w:val="0"/>
+        </w:rPr>
+        <w:t xml:space="preserve">1 total reaction</w:t>
+      </w:r>
+    </w:p>
+    <w:p>
+      <w:pPr>
+        <w:keepNext w:val="0"/>
+        <w:keepLines w:val="0"/>
+        <w:pageBreakBefore w:val="0"/>
+        <w:widowControl w:val="0"/>
+        <w:pBdr>
+          <w:top w:space="0" w:sz="0" w:val="nil"/>
+          <w:left w:space="0" w:sz="0" w:val="nil"/>
+          <w:bottom w:space="0" w:sz="0" w:val="nil"/>
+          <w:right w:space="0" w:sz="0" w:val="nil"/>
+          <w:between w:space="0" w:sz="0" w:val="nil"/>
+        </w:pBdr>
+        <w:shd w:fill="auto" w:val="clear"/>
+        <w:spacing w:after="0" w:before="0" w:line="240" w:lineRule="auto"/>
+        <w:ind w:left="0" w:right="0" w:firstLine="0"/>
+        <w:jc w:val="left"/>
+        <w:rPr>
+          <w:rFonts w:ascii="Arial" w:cs="Arial" w:eastAsia="Arial" w:hAnsi="Arial"/>
+          <w:b w:val="0"/>
+          <w:bCs w:val="0"/>
+          <w:i w:val="0"/>
+          <w:iCs w:val="0"/>
+          <w:smallCaps w:val="0"/>
+          <w:strike w:val="0"/>
+          <w:color w:val="000000"/>
+          <w:sz w:val="22"/>
+          <w:szCs w:val="22"/>
+          <w:u w:val="none"/>
+          <w:shd w:fill="auto" w:val="clear"/>
+          <w:vertAlign w:val="baseline"/>
+        </w:rPr>
+      </w:pPr>
+      <w:r>
+        <w:rPr>
+          <w:rFonts w:ascii="Arial" w:cs="Arial" w:eastAsia="Arial" w:hAnsi="Arial"/>
+          <w:b w:val="0"/>
+          <w:bCs w:val="0"/>
+          <w:i w:val="0"/>
+          <w:iCs w:val="0"/>
+          <w:smallCaps w:val="0"/>
+          <w:strike w:val="0"/>
+          <w:color w:val="000000"/>
+          <w:sz w:val="22"/>
+          <w:szCs w:val="22"/>
+          <w:u w:val="none"/>
+          <w:shd w:fill="auto" w:val="clear"/>
+          <w:vertAlign w:val="baseline"/>
+          <w:rtl w:val="0"/>
+        </w:rPr>
+        <w:t xml:space="preserve">Lucas Biasetton reacted with 👍 at 2026-04-07 16:39 PM</w:t>
       </w:r>
     </w:p>
   </w:comment>
